--- a/API Quota Management System.docx
+++ b/API Quota Management System.docx
@@ -36,7 +36,7 @@
           <w:rFonts w:cstheme="minorBidi"/>
         </w:rPr>
       </w:pPr>
-      <w:bookmarkStart w:id="0" w:name="_Toc229086956"/>
+      <w:bookmarkStart w:id="0" w:name="_Toc229145879"/>
       <w:r>
         <w:rPr>
           <w:rFonts w:cstheme="minorBidi"/>
@@ -53,7 +53,7 @@
           <w:rFonts w:cstheme="minorBidi"/>
         </w:rPr>
       </w:pPr>
-      <w:bookmarkStart w:id="1" w:name="_Toc229086957"/>
+      <w:bookmarkStart w:id="1" w:name="_Toc229145880"/>
       <w:r>
         <w:rPr>
           <w:rFonts w:cstheme="minorBidi"/>
@@ -122,7 +122,7 @@
           <w:rFonts w:cstheme="minorBidi"/>
         </w:rPr>
       </w:pPr>
-      <w:bookmarkStart w:id="2" w:name="_Toc229086958"/>
+      <w:bookmarkStart w:id="2" w:name="_Toc229145881"/>
       <w:r>
         <w:rPr>
           <w:rFonts w:cstheme="minorBidi"/>
@@ -302,8 +302,8 @@
         <w:jc w:val="center"/>
         <w:rPr>
           <w:rStyle w:val="Strong"/>
-          <w:b w:val="0"/>
-          <w:bCs w:val="0"/>
+          <w:sz w:val="48"/>
+          <w:szCs w:val="48"/>
         </w:rPr>
       </w:pPr>
       <w:r>
@@ -315,8 +315,26 @@
         <w:t>7 May 2026</w:t>
       </w:r>
     </w:p>
+    <w:p>
+      <w:pPr>
+        <w:jc w:val="center"/>
+        <w:rPr>
+          <w:rStyle w:val="Strong"/>
+          <w:b w:val="0"/>
+          <w:bCs w:val="0"/>
+        </w:rPr>
+      </w:pPr>
+    </w:p>
     <w:sdt>
       <w:sdtPr>
+        <w:rPr>
+          <w:rFonts w:asciiTheme="minorHAnsi" w:eastAsiaTheme="minorHAnsi" w:hAnsiTheme="minorHAnsi" w:cstheme="minorBidi"/>
+          <w:color w:val="auto"/>
+          <w:kern w:val="2"/>
+          <w:sz w:val="24"/>
+          <w:szCs w:val="24"/>
+          <w14:ligatures w14:val="standardContextual"/>
+        </w:rPr>
         <w:id w:val="937409642"/>
         <w:docPartObj>
           <w:docPartGallery w:val="Table of Contents"/>
@@ -325,15 +343,9 @@
       </w:sdtPr>
       <w:sdtEndPr>
         <w:rPr>
-          <w:rFonts w:asciiTheme="minorHAnsi" w:eastAsiaTheme="minorHAnsi" w:hAnsiTheme="minorHAnsi" w:cstheme="minorBidi"/>
           <w:b/>
           <w:bCs/>
           <w:noProof/>
-          <w:color w:val="auto"/>
-          <w:kern w:val="2"/>
-          <w:sz w:val="24"/>
-          <w:szCs w:val="24"/>
-          <w14:ligatures w14:val="standardContextual"/>
         </w:rPr>
       </w:sdtEndPr>
       <w:sdtContent>
@@ -352,6 +364,7 @@
               <w:tab w:val="right" w:leader="dot" w:pos="9350"/>
             </w:tabs>
             <w:rPr>
+              <w:rFonts w:eastAsiaTheme="minorEastAsia"/>
               <w:noProof/>
             </w:rPr>
           </w:pPr>
@@ -364,13 +377,27 @@
           <w:r>
             <w:fldChar w:fldCharType="separate"/>
           </w:r>
-          <w:hyperlink w:anchor="_Toc229086956" w:history="1">
+          <w:hyperlink w:anchor="_Toc229145879" w:history="1">
             <w:r>
               <w:rPr>
                 <w:rStyle w:val="Hyperlink"/>
                 <w:noProof/>
               </w:rPr>
-              <w:t>Overview</w:t>
+              <w:t>Overv</w:t>
+            </w:r>
+            <w:r>
+              <w:rPr>
+                <w:rStyle w:val="Hyperlink"/>
+                <w:noProof/>
+              </w:rPr>
+              <w:t>i</w:t>
+            </w:r>
+            <w:r>
+              <w:rPr>
+                <w:rStyle w:val="Hyperlink"/>
+                <w:noProof/>
+              </w:rPr>
+              <w:t>ew</w:t>
             </w:r>
             <w:r>
               <w:rPr>
@@ -391,7 +418,7 @@
                 <w:noProof/>
                 <w:webHidden/>
               </w:rPr>
-              <w:instrText xml:space="preserve"> PAGEREF _Toc229086956 \h </w:instrText>
+              <w:instrText xml:space="preserve"> PAGEREF _Toc229145879 \h </w:instrText>
             </w:r>
             <w:r>
               <w:rPr>
@@ -429,10 +456,11 @@
               <w:tab w:val="right" w:leader="dot" w:pos="9350"/>
             </w:tabs>
             <w:rPr>
+              <w:rFonts w:eastAsiaTheme="minorEastAsia"/>
               <w:noProof/>
             </w:rPr>
           </w:pPr>
-          <w:hyperlink w:anchor="_Toc229086957" w:history="1">
+          <w:hyperlink w:anchor="_Toc229145880" w:history="1">
             <w:r>
               <w:rPr>
                 <w:rStyle w:val="Hyperlink"/>
@@ -459,7 +487,7 @@
                 <w:noProof/>
                 <w:webHidden/>
               </w:rPr>
-              <w:instrText xml:space="preserve"> PAGEREF _Toc229086957 \h </w:instrText>
+              <w:instrText xml:space="preserve"> PAGEREF _Toc229145880 \h </w:instrText>
             </w:r>
             <w:r>
               <w:rPr>
@@ -497,10 +525,11 @@
               <w:tab w:val="right" w:leader="dot" w:pos="9350"/>
             </w:tabs>
             <w:rPr>
+              <w:rFonts w:eastAsiaTheme="minorEastAsia"/>
               <w:noProof/>
             </w:rPr>
           </w:pPr>
-          <w:hyperlink w:anchor="_Toc229086958" w:history="1">
+          <w:hyperlink w:anchor="_Toc229145881" w:history="1">
             <w:r>
               <w:rPr>
                 <w:rStyle w:val="Hyperlink"/>
@@ -527,7 +556,7 @@
                 <w:noProof/>
                 <w:webHidden/>
               </w:rPr>
-              <w:instrText xml:space="preserve"> PAGEREF _Toc229086958 \h </w:instrText>
+              <w:instrText xml:space="preserve"> PAGEREF _Toc229145881 \h </w:instrText>
             </w:r>
             <w:r>
               <w:rPr>
@@ -565,10 +594,11 @@
               <w:tab w:val="right" w:leader="dot" w:pos="9350"/>
             </w:tabs>
             <w:rPr>
+              <w:rFonts w:eastAsiaTheme="minorEastAsia"/>
               <w:noProof/>
             </w:rPr>
           </w:pPr>
-          <w:hyperlink w:anchor="_Toc229086959" w:history="1">
+          <w:hyperlink w:anchor="_Toc229145882" w:history="1">
             <w:r>
               <w:rPr>
                 <w:rStyle w:val="Hyperlink"/>
@@ -597,7 +627,7 @@
                 <w:noProof/>
                 <w:webHidden/>
               </w:rPr>
-              <w:instrText xml:space="preserve"> PAGEREF _Toc229086959 \h </w:instrText>
+              <w:instrText xml:space="preserve"> PAGEREF _Toc229145882 \h </w:instrText>
             </w:r>
             <w:r>
               <w:rPr>
@@ -635,10 +665,11 @@
               <w:tab w:val="right" w:leader="dot" w:pos="9350"/>
             </w:tabs>
             <w:rPr>
+              <w:rFonts w:eastAsiaTheme="minorEastAsia"/>
               <w:noProof/>
             </w:rPr>
           </w:pPr>
-          <w:hyperlink w:anchor="_Toc229086960" w:history="1">
+          <w:hyperlink w:anchor="_Toc229145883" w:history="1">
             <w:r>
               <w:rPr>
                 <w:rStyle w:val="Hyperlink"/>
@@ -665,7 +696,7 @@
                 <w:noProof/>
                 <w:webHidden/>
               </w:rPr>
-              <w:instrText xml:space="preserve"> PAGEREF _Toc229086960 \h </w:instrText>
+              <w:instrText xml:space="preserve"> PAGEREF _Toc229145883 \h </w:instrText>
             </w:r>
             <w:r>
               <w:rPr>
@@ -703,15 +734,85 @@
               <w:tab w:val="right" w:leader="dot" w:pos="9350"/>
             </w:tabs>
             <w:rPr>
+              <w:rFonts w:eastAsiaTheme="minorEastAsia"/>
               <w:noProof/>
             </w:rPr>
           </w:pPr>
-          <w:hyperlink w:anchor="_Toc229086961" w:history="1">
+          <w:hyperlink w:anchor="_Toc229145884" w:history="1">
             <w:r>
               <w:rPr>
                 <w:rStyle w:val="Hyperlink"/>
                 <w:noProof/>
               </w:rPr>
+              <w:t>Working &amp; Purpose</w:t>
+            </w:r>
+            <w:r>
+              <w:rPr>
+                <w:noProof/>
+                <w:webHidden/>
+              </w:rPr>
+              <w:tab/>
+            </w:r>
+            <w:r>
+              <w:rPr>
+                <w:noProof/>
+                <w:webHidden/>
+              </w:rPr>
+              <w:fldChar w:fldCharType="begin"/>
+            </w:r>
+            <w:r>
+              <w:rPr>
+                <w:noProof/>
+                <w:webHidden/>
+              </w:rPr>
+              <w:instrText xml:space="preserve"> PAGEREF _Toc229145884 \h </w:instrText>
+            </w:r>
+            <w:r>
+              <w:rPr>
+                <w:noProof/>
+                <w:webHidden/>
+              </w:rPr>
+            </w:r>
+            <w:r>
+              <w:rPr>
+                <w:noProof/>
+                <w:webHidden/>
+              </w:rPr>
+              <w:fldChar w:fldCharType="separate"/>
+            </w:r>
+            <w:r>
+              <w:rPr>
+                <w:noProof/>
+                <w:webHidden/>
+              </w:rPr>
+              <w:t>3</w:t>
+            </w:r>
+            <w:r>
+              <w:rPr>
+                <w:noProof/>
+                <w:webHidden/>
+              </w:rPr>
+              <w:fldChar w:fldCharType="end"/>
+            </w:r>
+          </w:hyperlink>
+        </w:p>
+        <w:p>
+          <w:pPr>
+            <w:pStyle w:val="TOC1"/>
+            <w:tabs>
+              <w:tab w:val="right" w:leader="dot" w:pos="9350"/>
+            </w:tabs>
+            <w:rPr>
+              <w:rFonts w:eastAsiaTheme="minorEastAsia"/>
+              <w:noProof/>
+            </w:rPr>
+          </w:pPr>
+          <w:hyperlink w:anchor="_Toc229145885" w:history="1">
+            <w:r>
+              <w:rPr>
+                <w:rStyle w:val="Hyperlink"/>
+                <w:noProof/>
+              </w:rPr>
               <w:t>Technology Stack</w:t>
             </w:r>
             <w:r>
@@ -733,7 +834,7 @@
                 <w:noProof/>
                 <w:webHidden/>
               </w:rPr>
-              <w:instrText xml:space="preserve"> PAGEREF _Toc229086961 \h </w:instrText>
+              <w:instrText xml:space="preserve"> PAGEREF _Toc229145885 \h </w:instrText>
             </w:r>
             <w:r>
               <w:rPr>
@@ -754,6 +855,75 @@
                 <w:webHidden/>
               </w:rPr>
               <w:t>3</w:t>
+            </w:r>
+            <w:r>
+              <w:rPr>
+                <w:noProof/>
+                <w:webHidden/>
+              </w:rPr>
+              <w:fldChar w:fldCharType="end"/>
+            </w:r>
+          </w:hyperlink>
+        </w:p>
+        <w:p>
+          <w:pPr>
+            <w:pStyle w:val="TOC1"/>
+            <w:tabs>
+              <w:tab w:val="right" w:leader="dot" w:pos="9350"/>
+            </w:tabs>
+            <w:rPr>
+              <w:rFonts w:eastAsiaTheme="minorEastAsia"/>
+              <w:noProof/>
+            </w:rPr>
+          </w:pPr>
+          <w:hyperlink w:anchor="_Toc229145886" w:history="1">
+            <w:r>
+              <w:rPr>
+                <w:rStyle w:val="Hyperlink"/>
+                <w:noProof/>
+              </w:rPr>
+              <w:t>Directory Structure</w:t>
+            </w:r>
+            <w:r>
+              <w:rPr>
+                <w:noProof/>
+                <w:webHidden/>
+              </w:rPr>
+              <w:tab/>
+            </w:r>
+            <w:r>
+              <w:rPr>
+                <w:noProof/>
+                <w:webHidden/>
+              </w:rPr>
+              <w:fldChar w:fldCharType="begin"/>
+            </w:r>
+            <w:r>
+              <w:rPr>
+                <w:noProof/>
+                <w:webHidden/>
+              </w:rPr>
+              <w:instrText xml:space="preserve"> PAGEREF _Toc229145886 \h </w:instrText>
+            </w:r>
+            <w:r>
+              <w:rPr>
+                <w:noProof/>
+                <w:webHidden/>
+              </w:rPr>
+            </w:r>
+            <w:r>
+              <w:rPr>
+                <w:noProof/>
+                <w:webHidden/>
+              </w:rPr>
+              <w:fldChar w:fldCharType="separate"/>
+            </w:r>
+            <w:r>
+              <w:rPr>
+                <w:noProof/>
+                <w:webHidden/>
+              </w:rPr>
+              <w:t>4</w:t>
             </w:r>
             <w:r>
               <w:rPr>
@@ -771,10 +941,11 @@
               <w:tab w:val="right" w:leader="dot" w:pos="9350"/>
             </w:tabs>
             <w:rPr>
+              <w:rFonts w:eastAsiaTheme="minorEastAsia"/>
               <w:noProof/>
             </w:rPr>
           </w:pPr>
-          <w:hyperlink w:anchor="_Toc229086962" w:history="1">
+          <w:hyperlink w:anchor="_Toc229145887" w:history="1">
             <w:r>
               <w:rPr>
                 <w:rStyle w:val="Hyperlink"/>
@@ -801,7 +972,7 @@
                 <w:noProof/>
                 <w:webHidden/>
               </w:rPr>
-              <w:instrText xml:space="preserve"> PAGEREF _Toc229086962 \h </w:instrText>
+              <w:instrText xml:space="preserve"> PAGEREF _Toc229145887 \h </w:instrText>
             </w:r>
             <w:r>
               <w:rPr>
@@ -821,7 +992,7 @@
                 <w:noProof/>
                 <w:webHidden/>
               </w:rPr>
-              <w:t>4</w:t>
+              <w:t>5</w:t>
             </w:r>
             <w:r>
               <w:rPr>
@@ -839,10 +1010,11 @@
               <w:tab w:val="right" w:leader="dot" w:pos="9350"/>
             </w:tabs>
             <w:rPr>
+              <w:rFonts w:eastAsiaTheme="minorEastAsia"/>
               <w:noProof/>
             </w:rPr>
           </w:pPr>
-          <w:hyperlink w:anchor="_Toc229086963" w:history="1">
+          <w:hyperlink w:anchor="_Toc229145888" w:history="1">
             <w:r>
               <w:rPr>
                 <w:rStyle w:val="Hyperlink"/>
@@ -869,7 +1041,7 @@
                 <w:noProof/>
                 <w:webHidden/>
               </w:rPr>
-              <w:instrText xml:space="preserve"> PAGEREF _Toc229086963 \h </w:instrText>
+              <w:instrText xml:space="preserve"> PAGEREF _Toc229145888 \h </w:instrText>
             </w:r>
             <w:r>
               <w:rPr>
@@ -907,16 +1079,17 @@
               <w:tab w:val="right" w:leader="dot" w:pos="9350"/>
             </w:tabs>
             <w:rPr>
+              <w:rFonts w:eastAsiaTheme="minorEastAsia"/>
               <w:noProof/>
             </w:rPr>
           </w:pPr>
-          <w:hyperlink w:anchor="_Toc229086964" w:history="1">
+          <w:hyperlink w:anchor="_Toc229145889" w:history="1">
             <w:r>
               <w:rPr>
                 <w:rStyle w:val="Hyperlink"/>
                 <w:noProof/>
               </w:rPr>
-              <w:t>Query Modules</w:t>
+              <w:t>How to run</w:t>
             </w:r>
             <w:r>
               <w:rPr>
@@ -937,7 +1110,7 @@
                 <w:noProof/>
                 <w:webHidden/>
               </w:rPr>
-              <w:instrText xml:space="preserve"> PAGEREF _Toc229086964 \h </w:instrText>
+              <w:instrText xml:space="preserve"> PAGEREF _Toc229145889 \h </w:instrText>
             </w:r>
             <w:r>
               <w:rPr>
@@ -958,6 +1131,75 @@
                 <w:webHidden/>
               </w:rPr>
               <w:t>5</w:t>
+            </w:r>
+            <w:r>
+              <w:rPr>
+                <w:noProof/>
+                <w:webHidden/>
+              </w:rPr>
+              <w:fldChar w:fldCharType="end"/>
+            </w:r>
+          </w:hyperlink>
+        </w:p>
+        <w:p>
+          <w:pPr>
+            <w:pStyle w:val="TOC1"/>
+            <w:tabs>
+              <w:tab w:val="right" w:leader="dot" w:pos="9350"/>
+            </w:tabs>
+            <w:rPr>
+              <w:rFonts w:eastAsiaTheme="minorEastAsia"/>
+              <w:noProof/>
+            </w:rPr>
+          </w:pPr>
+          <w:hyperlink w:anchor="_Toc229145890" w:history="1">
+            <w:r>
+              <w:rPr>
+                <w:rStyle w:val="Hyperlink"/>
+                <w:noProof/>
+              </w:rPr>
+              <w:t>Query Screenshots</w:t>
+            </w:r>
+            <w:r>
+              <w:rPr>
+                <w:noProof/>
+                <w:webHidden/>
+              </w:rPr>
+              <w:tab/>
+            </w:r>
+            <w:r>
+              <w:rPr>
+                <w:noProof/>
+                <w:webHidden/>
+              </w:rPr>
+              <w:fldChar w:fldCharType="begin"/>
+            </w:r>
+            <w:r>
+              <w:rPr>
+                <w:noProof/>
+                <w:webHidden/>
+              </w:rPr>
+              <w:instrText xml:space="preserve"> PAGEREF _Toc229145890 \h </w:instrText>
+            </w:r>
+            <w:r>
+              <w:rPr>
+                <w:noProof/>
+                <w:webHidden/>
+              </w:rPr>
+            </w:r>
+            <w:r>
+              <w:rPr>
+                <w:noProof/>
+                <w:webHidden/>
+              </w:rPr>
+              <w:fldChar w:fldCharType="separate"/>
+            </w:r>
+            <w:r>
+              <w:rPr>
+                <w:noProof/>
+                <w:webHidden/>
+              </w:rPr>
+              <w:t>6</w:t>
             </w:r>
             <w:r>
               <w:rPr>
@@ -975,16 +1217,17 @@
               <w:tab w:val="right" w:leader="dot" w:pos="9350"/>
             </w:tabs>
             <w:rPr>
+              <w:rFonts w:eastAsiaTheme="minorEastAsia"/>
               <w:noProof/>
             </w:rPr>
           </w:pPr>
-          <w:hyperlink w:anchor="_Toc229086965" w:history="1">
+          <w:hyperlink w:anchor="_Toc229145891" w:history="1">
             <w:r>
               <w:rPr>
                 <w:rStyle w:val="Hyperlink"/>
                 <w:noProof/>
               </w:rPr>
-              <w:t>5.1 CRUD Scripts (Queries/CRUD/)</w:t>
+              <w:t>CRUD for usage_bucket, overage_event, api_key</w:t>
             </w:r>
             <w:r>
               <w:rPr>
@@ -1005,415 +1248,7 @@
                 <w:noProof/>
                 <w:webHidden/>
               </w:rPr>
-              <w:instrText xml:space="preserve"> PAGEREF _Toc229086965 \h </w:instrText>
-            </w:r>
-            <w:r>
-              <w:rPr>
-                <w:noProof/>
-                <w:webHidden/>
-              </w:rPr>
-            </w:r>
-            <w:r>
-              <w:rPr>
-                <w:noProof/>
-                <w:webHidden/>
-              </w:rPr>
-              <w:fldChar w:fldCharType="separate"/>
-            </w:r>
-            <w:r>
-              <w:rPr>
-                <w:noProof/>
-                <w:webHidden/>
-              </w:rPr>
-              <w:t>5</w:t>
-            </w:r>
-            <w:r>
-              <w:rPr>
-                <w:noProof/>
-                <w:webHidden/>
-              </w:rPr>
-              <w:fldChar w:fldCharType="end"/>
-            </w:r>
-          </w:hyperlink>
-        </w:p>
-        <w:p>
-          <w:pPr>
-            <w:pStyle w:val="TOC3"/>
-            <w:tabs>
-              <w:tab w:val="right" w:leader="dot" w:pos="9350"/>
-            </w:tabs>
-            <w:rPr>
-              <w:noProof/>
-            </w:rPr>
-          </w:pPr>
-          <w:hyperlink w:anchor="_Toc229086966" w:history="1">
-            <w:r>
-              <w:rPr>
-                <w:rStyle w:val="Hyperlink"/>
-                <w:noProof/>
-              </w:rPr>
-              <w:t>developer.js</w:t>
-            </w:r>
-            <w:r>
-              <w:rPr>
-                <w:noProof/>
-                <w:webHidden/>
-              </w:rPr>
-              <w:tab/>
-            </w:r>
-            <w:r>
-              <w:rPr>
-                <w:noProof/>
-                <w:webHidden/>
-              </w:rPr>
-              <w:fldChar w:fldCharType="begin"/>
-            </w:r>
-            <w:r>
-              <w:rPr>
-                <w:noProof/>
-                <w:webHidden/>
-              </w:rPr>
-              <w:instrText xml:space="preserve"> PAGEREF _Toc229086966 \h </w:instrText>
-            </w:r>
-            <w:r>
-              <w:rPr>
-                <w:noProof/>
-                <w:webHidden/>
-              </w:rPr>
-            </w:r>
-            <w:r>
-              <w:rPr>
-                <w:noProof/>
-                <w:webHidden/>
-              </w:rPr>
-              <w:fldChar w:fldCharType="separate"/>
-            </w:r>
-            <w:r>
-              <w:rPr>
-                <w:noProof/>
-                <w:webHidden/>
-              </w:rPr>
-              <w:t>5</w:t>
-            </w:r>
-            <w:r>
-              <w:rPr>
-                <w:noProof/>
-                <w:webHidden/>
-              </w:rPr>
-              <w:fldChar w:fldCharType="end"/>
-            </w:r>
-          </w:hyperlink>
-        </w:p>
-        <w:p>
-          <w:pPr>
-            <w:pStyle w:val="TOC3"/>
-            <w:tabs>
-              <w:tab w:val="right" w:leader="dot" w:pos="9350"/>
-            </w:tabs>
-            <w:rPr>
-              <w:noProof/>
-            </w:rPr>
-          </w:pPr>
-          <w:hyperlink w:anchor="_Toc229086967" w:history="1">
-            <w:r>
-              <w:rPr>
-                <w:rStyle w:val="Hyperlink"/>
-                <w:noProof/>
-              </w:rPr>
-              <w:t>quota_plans.js</w:t>
-            </w:r>
-            <w:r>
-              <w:rPr>
-                <w:noProof/>
-                <w:webHidden/>
-              </w:rPr>
-              <w:tab/>
-            </w:r>
-            <w:r>
-              <w:rPr>
-                <w:noProof/>
-                <w:webHidden/>
-              </w:rPr>
-              <w:fldChar w:fldCharType="begin"/>
-            </w:r>
-            <w:r>
-              <w:rPr>
-                <w:noProof/>
-                <w:webHidden/>
-              </w:rPr>
-              <w:instrText xml:space="preserve"> PAGEREF _Toc229086967 \h </w:instrText>
-            </w:r>
-            <w:r>
-              <w:rPr>
-                <w:noProof/>
-                <w:webHidden/>
-              </w:rPr>
-            </w:r>
-            <w:r>
-              <w:rPr>
-                <w:noProof/>
-                <w:webHidden/>
-              </w:rPr>
-              <w:fldChar w:fldCharType="separate"/>
-            </w:r>
-            <w:r>
-              <w:rPr>
-                <w:noProof/>
-                <w:webHidden/>
-              </w:rPr>
-              <w:t>5</w:t>
-            </w:r>
-            <w:r>
-              <w:rPr>
-                <w:noProof/>
-                <w:webHidden/>
-              </w:rPr>
-              <w:fldChar w:fldCharType="end"/>
-            </w:r>
-          </w:hyperlink>
-        </w:p>
-        <w:p>
-          <w:pPr>
-            <w:pStyle w:val="TOC3"/>
-            <w:tabs>
-              <w:tab w:val="right" w:leader="dot" w:pos="9350"/>
-            </w:tabs>
-            <w:rPr>
-              <w:noProof/>
-            </w:rPr>
-          </w:pPr>
-          <w:hyperlink w:anchor="_Toc229086968" w:history="1">
-            <w:r>
-              <w:rPr>
-                <w:rStyle w:val="Hyperlink"/>
-                <w:noProof/>
-              </w:rPr>
-              <w:t>api_key.js</w:t>
-            </w:r>
-            <w:r>
-              <w:rPr>
-                <w:noProof/>
-                <w:webHidden/>
-              </w:rPr>
-              <w:tab/>
-            </w:r>
-            <w:r>
-              <w:rPr>
-                <w:noProof/>
-                <w:webHidden/>
-              </w:rPr>
-              <w:fldChar w:fldCharType="begin"/>
-            </w:r>
-            <w:r>
-              <w:rPr>
-                <w:noProof/>
-                <w:webHidden/>
-              </w:rPr>
-              <w:instrText xml:space="preserve"> PAGEREF _Toc229086968 \h </w:instrText>
-            </w:r>
-            <w:r>
-              <w:rPr>
-                <w:noProof/>
-                <w:webHidden/>
-              </w:rPr>
-            </w:r>
-            <w:r>
-              <w:rPr>
-                <w:noProof/>
-                <w:webHidden/>
-              </w:rPr>
-              <w:fldChar w:fldCharType="separate"/>
-            </w:r>
-            <w:r>
-              <w:rPr>
-                <w:noProof/>
-                <w:webHidden/>
-              </w:rPr>
-              <w:t>6</w:t>
-            </w:r>
-            <w:r>
-              <w:rPr>
-                <w:noProof/>
-                <w:webHidden/>
-              </w:rPr>
-              <w:fldChar w:fldCharType="end"/>
-            </w:r>
-          </w:hyperlink>
-        </w:p>
-        <w:p>
-          <w:pPr>
-            <w:pStyle w:val="TOC3"/>
-            <w:tabs>
-              <w:tab w:val="right" w:leader="dot" w:pos="9350"/>
-            </w:tabs>
-            <w:rPr>
-              <w:noProof/>
-            </w:rPr>
-          </w:pPr>
-          <w:hyperlink w:anchor="_Toc229086969" w:history="1">
-            <w:r>
-              <w:rPr>
-                <w:rStyle w:val="Hyperlink"/>
-                <w:noProof/>
-              </w:rPr>
-              <w:t>usage_bucket.js</w:t>
-            </w:r>
-            <w:r>
-              <w:rPr>
-                <w:noProof/>
-                <w:webHidden/>
-              </w:rPr>
-              <w:tab/>
-            </w:r>
-            <w:r>
-              <w:rPr>
-                <w:noProof/>
-                <w:webHidden/>
-              </w:rPr>
-              <w:fldChar w:fldCharType="begin"/>
-            </w:r>
-            <w:r>
-              <w:rPr>
-                <w:noProof/>
-                <w:webHidden/>
-              </w:rPr>
-              <w:instrText xml:space="preserve"> PAGEREF _Toc229086969 \h </w:instrText>
-            </w:r>
-            <w:r>
-              <w:rPr>
-                <w:noProof/>
-                <w:webHidden/>
-              </w:rPr>
-            </w:r>
-            <w:r>
-              <w:rPr>
-                <w:noProof/>
-                <w:webHidden/>
-              </w:rPr>
-              <w:fldChar w:fldCharType="separate"/>
-            </w:r>
-            <w:r>
-              <w:rPr>
-                <w:noProof/>
-                <w:webHidden/>
-              </w:rPr>
-              <w:t>6</w:t>
-            </w:r>
-            <w:r>
-              <w:rPr>
-                <w:noProof/>
-                <w:webHidden/>
-              </w:rPr>
-              <w:fldChar w:fldCharType="end"/>
-            </w:r>
-          </w:hyperlink>
-        </w:p>
-        <w:p>
-          <w:pPr>
-            <w:pStyle w:val="TOC3"/>
-            <w:tabs>
-              <w:tab w:val="right" w:leader="dot" w:pos="9350"/>
-            </w:tabs>
-            <w:rPr>
-              <w:noProof/>
-            </w:rPr>
-          </w:pPr>
-          <w:hyperlink w:anchor="_Toc229086970" w:history="1">
-            <w:r>
-              <w:rPr>
-                <w:rStyle w:val="Hyperlink"/>
-                <w:noProof/>
-              </w:rPr>
-              <w:t>overage_event.js</w:t>
-            </w:r>
-            <w:r>
-              <w:rPr>
-                <w:noProof/>
-                <w:webHidden/>
-              </w:rPr>
-              <w:tab/>
-            </w:r>
-            <w:r>
-              <w:rPr>
-                <w:noProof/>
-                <w:webHidden/>
-              </w:rPr>
-              <w:fldChar w:fldCharType="begin"/>
-            </w:r>
-            <w:r>
-              <w:rPr>
-                <w:noProof/>
-                <w:webHidden/>
-              </w:rPr>
-              <w:instrText xml:space="preserve"> PAGEREF _Toc229086970 \h </w:instrText>
-            </w:r>
-            <w:r>
-              <w:rPr>
-                <w:noProof/>
-                <w:webHidden/>
-              </w:rPr>
-            </w:r>
-            <w:r>
-              <w:rPr>
-                <w:noProof/>
-                <w:webHidden/>
-              </w:rPr>
-              <w:fldChar w:fldCharType="separate"/>
-            </w:r>
-            <w:r>
-              <w:rPr>
-                <w:noProof/>
-                <w:webHidden/>
-              </w:rPr>
-              <w:t>6</w:t>
-            </w:r>
-            <w:r>
-              <w:rPr>
-                <w:noProof/>
-                <w:webHidden/>
-              </w:rPr>
-              <w:fldChar w:fldCharType="end"/>
-            </w:r>
-          </w:hyperlink>
-        </w:p>
-        <w:p>
-          <w:pPr>
-            <w:pStyle w:val="TOC3"/>
-            <w:tabs>
-              <w:tab w:val="right" w:leader="dot" w:pos="9350"/>
-            </w:tabs>
-            <w:rPr>
-              <w:noProof/>
-            </w:rPr>
-          </w:pPr>
-          <w:hyperlink w:anchor="_Toc229086971" w:history="1">
-            <w:r>
-              <w:rPr>
-                <w:rStyle w:val="Hyperlink"/>
-                <w:noProof/>
-              </w:rPr>
-              <w:t>audit_log.js</w:t>
-            </w:r>
-            <w:r>
-              <w:rPr>
-                <w:noProof/>
-                <w:webHidden/>
-              </w:rPr>
-              <w:tab/>
-            </w:r>
-            <w:r>
-              <w:rPr>
-                <w:noProof/>
-                <w:webHidden/>
-              </w:rPr>
-              <w:fldChar w:fldCharType="begin"/>
-            </w:r>
-            <w:r>
-              <w:rPr>
-                <w:noProof/>
-                <w:webHidden/>
-              </w:rPr>
-              <w:instrText xml:space="preserve"> PAGEREF _Toc229086971 \h </w:instrText>
+              <w:instrText xml:space="preserve"> PAGEREF _Toc229145891 \h </w:instrText>
             </w:r>
             <w:r>
               <w:rPr>
@@ -1451,16 +1286,17 @@
               <w:tab w:val="right" w:leader="dot" w:pos="9350"/>
             </w:tabs>
             <w:rPr>
+              <w:rFonts w:eastAsiaTheme="minorEastAsia"/>
               <w:noProof/>
             </w:rPr>
           </w:pPr>
-          <w:hyperlink w:anchor="_Toc229086972" w:history="1">
+          <w:hyperlink w:anchor="_Toc229145892" w:history="1">
             <w:r>
               <w:rPr>
                 <w:rStyle w:val="Hyperlink"/>
                 <w:noProof/>
               </w:rPr>
-              <w:t>5.2 Filter and Sort (filter_and_sort.js)</w:t>
+              <w:t>Quota_plans and Developers</w:t>
             </w:r>
             <w:r>
               <w:rPr>
@@ -1481,7 +1317,7 @@
                 <w:noProof/>
                 <w:webHidden/>
               </w:rPr>
-              <w:instrText xml:space="preserve"> PAGEREF _Toc229086972 \h </w:instrText>
+              <w:instrText xml:space="preserve"> PAGEREF _Toc229145892 \h </w:instrText>
             </w:r>
             <w:r>
               <w:rPr>
@@ -1501,7 +1337,7 @@
                 <w:noProof/>
                 <w:webHidden/>
               </w:rPr>
-              <w:t>6</w:t>
+              <w:t>7</w:t>
             </w:r>
             <w:r>
               <w:rPr>
@@ -1519,16 +1355,17 @@
               <w:tab w:val="right" w:leader="dot" w:pos="9350"/>
             </w:tabs>
             <w:rPr>
+              <w:rFonts w:eastAsiaTheme="minorEastAsia"/>
               <w:noProof/>
             </w:rPr>
           </w:pPr>
-          <w:hyperlink w:anchor="_Toc229086973" w:history="1">
+          <w:hyperlink w:anchor="_Toc229145893" w:history="1">
             <w:r>
               <w:rPr>
                 <w:rStyle w:val="Hyperlink"/>
                 <w:noProof/>
               </w:rPr>
-              <w:t>5.3 Aggregation (aggregation.js)</w:t>
+              <w:t>Api Keys with Quota</w:t>
             </w:r>
             <w:r>
               <w:rPr>
@@ -1549,7 +1386,7 @@
                 <w:noProof/>
                 <w:webHidden/>
               </w:rPr>
-              <w:instrText xml:space="preserve"> PAGEREF _Toc229086973 \h </w:instrText>
+              <w:instrText xml:space="preserve"> PAGEREF _Toc229145893 \h </w:instrText>
             </w:r>
             <w:r>
               <w:rPr>
@@ -1570,6 +1407,312 @@
                 <w:webHidden/>
               </w:rPr>
               <w:t>7</w:t>
+            </w:r>
+            <w:r>
+              <w:rPr>
+                <w:noProof/>
+                <w:webHidden/>
+              </w:rPr>
+              <w:fldChar w:fldCharType="end"/>
+            </w:r>
+          </w:hyperlink>
+        </w:p>
+        <w:p>
+          <w:pPr>
+            <w:pStyle w:val="TOC2"/>
+            <w:tabs>
+              <w:tab w:val="right" w:leader="dot" w:pos="9350"/>
+            </w:tabs>
+            <w:rPr>
+              <w:rFonts w:eastAsiaTheme="minorEastAsia"/>
+              <w:noProof/>
+            </w:rPr>
+          </w:pPr>
+          <w:hyperlink w:anchor="_Toc229145894" w:history="1">
+            <w:r>
+              <w:rPr>
+                <w:rStyle w:val="Hyperlink"/>
+                <w:noProof/>
+              </w:rPr>
+              <w:t>Filtering Api Keys</w:t>
+            </w:r>
+            <w:r>
+              <w:rPr>
+                <w:noProof/>
+                <w:webHidden/>
+              </w:rPr>
+              <w:tab/>
+            </w:r>
+            <w:r>
+              <w:rPr>
+                <w:noProof/>
+                <w:webHidden/>
+              </w:rPr>
+              <w:fldChar w:fldCharType="begin"/>
+            </w:r>
+            <w:r>
+              <w:rPr>
+                <w:noProof/>
+                <w:webHidden/>
+              </w:rPr>
+              <w:instrText xml:space="preserve"> PAGEREF _Toc229145894 \h </w:instrText>
+            </w:r>
+            <w:r>
+              <w:rPr>
+                <w:noProof/>
+                <w:webHidden/>
+              </w:rPr>
+            </w:r>
+            <w:r>
+              <w:rPr>
+                <w:noProof/>
+                <w:webHidden/>
+              </w:rPr>
+              <w:fldChar w:fldCharType="separate"/>
+            </w:r>
+            <w:r>
+              <w:rPr>
+                <w:noProof/>
+                <w:webHidden/>
+              </w:rPr>
+              <w:t>8</w:t>
+            </w:r>
+            <w:r>
+              <w:rPr>
+                <w:noProof/>
+                <w:webHidden/>
+              </w:rPr>
+              <w:fldChar w:fldCharType="end"/>
+            </w:r>
+          </w:hyperlink>
+        </w:p>
+        <w:p>
+          <w:pPr>
+            <w:pStyle w:val="TOC2"/>
+            <w:tabs>
+              <w:tab w:val="right" w:leader="dot" w:pos="9350"/>
+            </w:tabs>
+            <w:rPr>
+              <w:rFonts w:eastAsiaTheme="minorEastAsia"/>
+              <w:noProof/>
+            </w:rPr>
+          </w:pPr>
+          <w:hyperlink w:anchor="_Toc229145895" w:history="1">
+            <w:r>
+              <w:rPr>
+                <w:rStyle w:val="Hyperlink"/>
+                <w:noProof/>
+              </w:rPr>
+              <w:t>Aggregation Queries</w:t>
+            </w:r>
+            <w:r>
+              <w:rPr>
+                <w:noProof/>
+                <w:webHidden/>
+              </w:rPr>
+              <w:tab/>
+            </w:r>
+            <w:r>
+              <w:rPr>
+                <w:noProof/>
+                <w:webHidden/>
+              </w:rPr>
+              <w:fldChar w:fldCharType="begin"/>
+            </w:r>
+            <w:r>
+              <w:rPr>
+                <w:noProof/>
+                <w:webHidden/>
+              </w:rPr>
+              <w:instrText xml:space="preserve"> PAGEREF _Toc229145895 \h </w:instrText>
+            </w:r>
+            <w:r>
+              <w:rPr>
+                <w:noProof/>
+                <w:webHidden/>
+              </w:rPr>
+            </w:r>
+            <w:r>
+              <w:rPr>
+                <w:noProof/>
+                <w:webHidden/>
+              </w:rPr>
+              <w:fldChar w:fldCharType="separate"/>
+            </w:r>
+            <w:r>
+              <w:rPr>
+                <w:noProof/>
+                <w:webHidden/>
+              </w:rPr>
+              <w:t>9</w:t>
+            </w:r>
+            <w:r>
+              <w:rPr>
+                <w:noProof/>
+                <w:webHidden/>
+              </w:rPr>
+              <w:fldChar w:fldCharType="end"/>
+            </w:r>
+          </w:hyperlink>
+        </w:p>
+        <w:p>
+          <w:pPr>
+            <w:pStyle w:val="TOC3"/>
+            <w:tabs>
+              <w:tab w:val="left" w:pos="960"/>
+              <w:tab w:val="right" w:leader="dot" w:pos="9350"/>
+            </w:tabs>
+            <w:rPr>
+              <w:rFonts w:eastAsiaTheme="minorEastAsia"/>
+              <w:noProof/>
+            </w:rPr>
+          </w:pPr>
+          <w:hyperlink w:anchor="_Toc229145896" w:history="1">
+            <w:r>
+              <w:rPr>
+                <w:rStyle w:val="Hyperlink"/>
+                <w:noProof/>
+              </w:rPr>
+              <w:t>1.</w:t>
+            </w:r>
+            <w:r>
+              <w:rPr>
+                <w:rFonts w:eastAsiaTheme="minorEastAsia"/>
+                <w:noProof/>
+              </w:rPr>
+              <w:tab/>
+            </w:r>
+            <w:r>
+              <w:rPr>
+                <w:rStyle w:val="Hyperlink"/>
+                <w:noProof/>
+              </w:rPr>
+              <w:t>Top 10 Developers by Usage</w:t>
+            </w:r>
+            <w:r>
+              <w:rPr>
+                <w:noProof/>
+                <w:webHidden/>
+              </w:rPr>
+              <w:tab/>
+            </w:r>
+            <w:r>
+              <w:rPr>
+                <w:noProof/>
+                <w:webHidden/>
+              </w:rPr>
+              <w:fldChar w:fldCharType="begin"/>
+            </w:r>
+            <w:r>
+              <w:rPr>
+                <w:noProof/>
+                <w:webHidden/>
+              </w:rPr>
+              <w:instrText xml:space="preserve"> PAGEREF _Toc229145896 \h </w:instrText>
+            </w:r>
+            <w:r>
+              <w:rPr>
+                <w:noProof/>
+                <w:webHidden/>
+              </w:rPr>
+            </w:r>
+            <w:r>
+              <w:rPr>
+                <w:noProof/>
+                <w:webHidden/>
+              </w:rPr>
+              <w:fldChar w:fldCharType="separate"/>
+            </w:r>
+            <w:r>
+              <w:rPr>
+                <w:noProof/>
+                <w:webHidden/>
+              </w:rPr>
+              <w:t>9</w:t>
+            </w:r>
+            <w:r>
+              <w:rPr>
+                <w:noProof/>
+                <w:webHidden/>
+              </w:rPr>
+              <w:fldChar w:fldCharType="end"/>
+            </w:r>
+          </w:hyperlink>
+        </w:p>
+        <w:p>
+          <w:pPr>
+            <w:pStyle w:val="TOC3"/>
+            <w:tabs>
+              <w:tab w:val="left" w:pos="960"/>
+              <w:tab w:val="right" w:leader="dot" w:pos="9350"/>
+            </w:tabs>
+            <w:rPr>
+              <w:rFonts w:eastAsiaTheme="minorEastAsia"/>
+              <w:noProof/>
+            </w:rPr>
+          </w:pPr>
+          <w:hyperlink w:anchor="_Toc229145897" w:history="1">
+            <w:r>
+              <w:rPr>
+                <w:rStyle w:val="Hyperlink"/>
+                <w:noProof/>
+              </w:rPr>
+              <w:t>2.</w:t>
+            </w:r>
+            <w:r>
+              <w:rPr>
+                <w:rFonts w:eastAsiaTheme="minorEastAsia"/>
+                <w:noProof/>
+              </w:rPr>
+              <w:tab/>
+            </w:r>
+            <w:r>
+              <w:rPr>
+                <w:rStyle w:val="Hyperlink"/>
+                <w:noProof/>
+              </w:rPr>
+              <w:t>Simple Active Plan Summary</w:t>
+            </w:r>
+            <w:r>
+              <w:rPr>
+                <w:noProof/>
+                <w:webHidden/>
+              </w:rPr>
+              <w:tab/>
+            </w:r>
+            <w:r>
+              <w:rPr>
+                <w:noProof/>
+                <w:webHidden/>
+              </w:rPr>
+              <w:fldChar w:fldCharType="begin"/>
+            </w:r>
+            <w:r>
+              <w:rPr>
+                <w:noProof/>
+                <w:webHidden/>
+              </w:rPr>
+              <w:instrText xml:space="preserve"> PAGEREF _Toc229145897 \h </w:instrText>
+            </w:r>
+            <w:r>
+              <w:rPr>
+                <w:noProof/>
+                <w:webHidden/>
+              </w:rPr>
+            </w:r>
+            <w:r>
+              <w:rPr>
+                <w:noProof/>
+                <w:webHidden/>
+              </w:rPr>
+              <w:fldChar w:fldCharType="separate"/>
+            </w:r>
+            <w:r>
+              <w:rPr>
+                <w:noProof/>
+                <w:webHidden/>
+              </w:rPr>
+              <w:t>10</w:t>
             </w:r>
             <w:r>
               <w:rPr>
@@ -1620,7 +1763,7 @@
           <w:szCs w:val="36"/>
         </w:rPr>
       </w:pPr>
-      <w:bookmarkStart w:id="3" w:name="_Toc229086959"/>
+      <w:bookmarkStart w:id="3" w:name="_Toc229145882"/>
       <w:r>
         <w:rPr>
           <w:rStyle w:val="Strong"/>
@@ -1684,7 +1827,7 @@
           <w:rFonts w:cstheme="minorBidi"/>
         </w:rPr>
       </w:pPr>
-      <w:bookmarkStart w:id="4" w:name="_Toc229086960"/>
+      <w:bookmarkStart w:id="4" w:name="_Toc229145883"/>
       <w:r>
         <w:rPr>
           <w:rFonts w:cstheme="minorBidi"/>
@@ -1838,14 +1981,104 @@
           <w:rFonts w:cstheme="minorBidi"/>
         </w:rPr>
       </w:pPr>
-      <w:bookmarkStart w:id="5" w:name="_Toc229086961"/>
+      <w:bookmarkStart w:id="5" w:name="_Toc229145884"/>
       <w:r>
         <w:rPr>
           <w:rFonts w:cstheme="minorBidi"/>
         </w:rPr>
+        <w:t>Working</w:t>
+      </w:r>
+      <w:r>
+        <w:rPr>
+          <w:rFonts w:cstheme="minorBidi"/>
+        </w:rPr>
+        <w:t xml:space="preserve"> &amp; Purpose</w:t>
+      </w:r>
+      <w:bookmarkEnd w:id="5"/>
+    </w:p>
+    <w:p>
+      <w:pPr>
+        <w:jc w:val="both"/>
+      </w:pPr>
+      <w:r>
+        <w:t xml:space="preserve">The purpose of this project is to provide a structured </w:t>
+      </w:r>
+      <w:r>
+        <w:rPr>
+          <w:b/>
+          <w:bCs/>
+        </w:rPr>
+        <w:t>API Quota Management System</w:t>
+      </w:r>
+      <w:r>
+        <w:t xml:space="preserve"> that controls and monitors how clients consume an API, ensuring fair usage, stability, and protection against abuse. It works by storing developers and their subscription </w:t>
+      </w:r>
+      <w:r>
+        <w:rPr>
+          <w:b/>
+          <w:bCs/>
+        </w:rPr>
+        <w:t>quota plans</w:t>
+      </w:r>
+      <w:r>
+        <w:t xml:space="preserve">, issuing </w:t>
+      </w:r>
+      <w:r>
+        <w:rPr>
+          <w:b/>
+          <w:bCs/>
+        </w:rPr>
+        <w:t>API keys</w:t>
+      </w:r>
+      <w:r>
+        <w:t xml:space="preserve"> that link each consumer to a plan, and recording every request into time-based </w:t>
+      </w:r>
+      <w:r>
+        <w:rPr>
+          <w:b/>
+          <w:bCs/>
+        </w:rPr>
+        <w:t>usage buckets</w:t>
+      </w:r>
+      <w:r>
+        <w:t xml:space="preserve"> (per minute, hour, and day). For each request, the system checks the current bucket counters against the plan limits; when a limit is reached or exceeded, it creates an </w:t>
+      </w:r>
+      <w:r>
+        <w:rPr>
+          <w:b/>
+          <w:bCs/>
+        </w:rPr>
+        <w:t>overage event</w:t>
+      </w:r>
+      <w:r>
+        <w:t xml:space="preserve"> and applies an enforcement action (such as warning, throttling, or revocation). All operational and security-relevant actions are also written to an append-only </w:t>
+      </w:r>
+      <w:r>
+        <w:rPr>
+          <w:b/>
+          <w:bCs/>
+        </w:rPr>
+        <w:t>audit log</w:t>
+      </w:r>
+      <w:r>
+        <w:t>, making the system traceable and easy to report on using filter/sort queries and aggregation pipelines in MongoDB.</w:t>
+      </w:r>
+    </w:p>
+    <w:p>
+      <w:pPr>
+        <w:pStyle w:val="Heading1"/>
+        <w:rPr>
+          <w:rFonts w:cstheme="minorBidi"/>
+        </w:rPr>
+      </w:pPr>
+      <w:bookmarkStart w:id="6" w:name="_Toc229145885"/>
+      <w:r>
+        <w:rPr>
+          <w:rFonts w:cstheme="minorBidi"/>
+        </w:rPr>
         <w:t>Technology Stack</w:t>
       </w:r>
-      <w:bookmarkEnd w:id="5"/>
+      <w:bookmarkEnd w:id="6"/>
     </w:p>
     <w:tbl>
       <w:tblPr>
@@ -1854,9 +2087,7 @@
         <w:jc w:val="center"/>
         <w:tblInd w:w="0" w:type="dxa"/>
         <w:tblCellMar>
-          <w:top w:w="0" w:type="dxa"/>
           <w:left w:w="160" w:type="dxa"/>
-          <w:bottom w:w="0" w:type="dxa"/>
           <w:right w:w="115" w:type="dxa"/>
         </w:tblCellMar>
         <w:tblLook w:val="04A0" w:firstRow="1" w:lastRow="0" w:firstColumn="1" w:lastColumn="0" w:noHBand="0" w:noVBand="1"/>
@@ -2189,9 +2420,12 @@
       <w:pPr>
         <w:pStyle w:val="Heading1"/>
       </w:pPr>
-      <w:r>
+      <w:bookmarkStart w:id="7" w:name="_Toc229145886"/>
+      <w:r>
+        <w:lastRenderedPageBreak/>
         <w:t>Directory Structure</w:t>
       </w:r>
+      <w:bookmarkEnd w:id="7"/>
     </w:p>
     <w:p>
       <w:pPr>
@@ -2352,7 +2586,6 @@
           <w:rFonts w:ascii="Consolas" w:hAnsi="Consolas"/>
           <w:color w:val="000000"/>
         </w:rPr>
-        <w:lastRenderedPageBreak/>
         <w:t>| |-- quota_plans.js</w:t>
       </w:r>
     </w:p>
@@ -2657,20 +2890,34 @@
     </w:p>
     <w:p>
       <w:pPr>
+        <w:rPr>
+          <w:rFonts w:asciiTheme="majorHAnsi" w:eastAsiaTheme="majorEastAsia" w:hAnsiTheme="majorHAnsi"/>
+          <w:color w:val="0F4761" w:themeColor="accent1" w:themeShade="BF"/>
+          <w:sz w:val="32"/>
+          <w:szCs w:val="32"/>
+        </w:rPr>
+      </w:pPr>
+      <w:r>
+        <w:br w:type="page"/>
+      </w:r>
+    </w:p>
+    <w:p>
+      <w:pPr>
         <w:pStyle w:val="Heading2"/>
         <w:spacing w:after="0"/>
         <w:rPr>
           <w:rFonts w:cstheme="minorBidi"/>
         </w:rPr>
       </w:pPr>
-      <w:bookmarkStart w:id="6" w:name="_Toc229086962"/>
+      <w:bookmarkStart w:id="8" w:name="_Toc229145887"/>
       <w:r>
         <w:rPr>
           <w:rFonts w:cstheme="minorBidi"/>
         </w:rPr>
+        <w:lastRenderedPageBreak/>
         <w:t>Directory and File Functions</w:t>
       </w:r>
-      <w:bookmarkEnd w:id="6"/>
+      <w:bookmarkEnd w:id="8"/>
     </w:p>
     <w:tbl>
       <w:tblPr>
@@ -2678,16 +2925,13 @@
         <w:tblW w:w="10574" w:type="dxa"/>
         <w:tblInd w:w="-588" w:type="dxa"/>
         <w:tblCellMar>
-          <w:top w:w="0" w:type="dxa"/>
           <w:left w:w="160" w:type="dxa"/>
-          <w:bottom w:w="0" w:type="dxa"/>
-          <w:right w:w="0" w:type="dxa"/>
         </w:tblCellMar>
         <w:tblLook w:val="04A0" w:firstRow="1" w:lastRow="0" w:firstColumn="1" w:lastColumn="0" w:noHBand="0" w:noVBand="1"/>
       </w:tblPr>
       <w:tblGrid>
-        <w:gridCol w:w="2736"/>
-        <w:gridCol w:w="7838"/>
+        <w:gridCol w:w="2204"/>
+        <w:gridCol w:w="8370"/>
       </w:tblGrid>
       <w:tr>
         <w:trPr>
@@ -2695,7 +2939,7 @@
         </w:trPr>
         <w:tc>
           <w:tcPr>
-            <w:tcW w:w="2736" w:type="dxa"/>
+            <w:tcW w:w="2204" w:type="dxa"/>
             <w:tcBorders>
               <w:top w:val="single" w:sz="3" w:space="0" w:color="AEB6BF"/>
               <w:left w:val="single" w:sz="3" w:space="0" w:color="AEB6BF"/>
@@ -2722,7 +2966,7 @@
         </w:tc>
         <w:tc>
           <w:tcPr>
-            <w:tcW w:w="7838" w:type="dxa"/>
+            <w:tcW w:w="8370" w:type="dxa"/>
             <w:tcBorders>
               <w:top w:val="single" w:sz="3" w:space="0" w:color="AEB6BF"/>
               <w:left w:val="single" w:sz="3" w:space="0" w:color="AEB6BF"/>
@@ -2754,7 +2998,7 @@
         </w:trPr>
         <w:tc>
           <w:tcPr>
-            <w:tcW w:w="2736" w:type="dxa"/>
+            <w:tcW w:w="2204" w:type="dxa"/>
             <w:tcBorders>
               <w:top w:val="single" w:sz="3" w:space="0" w:color="AEB6BF"/>
               <w:left w:val="single" w:sz="3" w:space="0" w:color="AEB6BF"/>
@@ -2779,7 +3023,7 @@
         </w:tc>
         <w:tc>
           <w:tcPr>
-            <w:tcW w:w="7838" w:type="dxa"/>
+            <w:tcW w:w="8370" w:type="dxa"/>
             <w:tcBorders>
               <w:top w:val="single" w:sz="3" w:space="0" w:color="AEB6BF"/>
               <w:left w:val="single" w:sz="3" w:space="0" w:color="AEB6BF"/>
@@ -2818,7 +3062,7 @@
         </w:trPr>
         <w:tc>
           <w:tcPr>
-            <w:tcW w:w="2736" w:type="dxa"/>
+            <w:tcW w:w="2204" w:type="dxa"/>
             <w:tcBorders>
               <w:top w:val="single" w:sz="3" w:space="0" w:color="AEB6BF"/>
               <w:left w:val="single" w:sz="3" w:space="0" w:color="AEB6BF"/>
@@ -2843,7 +3087,7 @@
         </w:tc>
         <w:tc>
           <w:tcPr>
-            <w:tcW w:w="7838" w:type="dxa"/>
+            <w:tcW w:w="8370" w:type="dxa"/>
             <w:tcBorders>
               <w:top w:val="single" w:sz="3" w:space="0" w:color="AEB6BF"/>
               <w:left w:val="single" w:sz="3" w:space="0" w:color="AEB6BF"/>
@@ -2862,14 +3106,7 @@
                 <w:color w:val="000000"/>
                 <w:sz w:val="18"/>
               </w:rPr>
-              <w:t>D</w:t>
-            </w:r>
-            <w:r>
-              <w:rPr>
-                <w:color w:val="000000"/>
-                <w:sz w:val="18"/>
-              </w:rPr>
-              <w:t>ocumentation of every field constraint and enumeration for all six collections.</w:t>
+              <w:t>Documentation of every field constraint and enumeration for all six collections.</w:t>
             </w:r>
           </w:p>
         </w:tc>
@@ -2880,7 +3117,7 @@
         </w:trPr>
         <w:tc>
           <w:tcPr>
-            <w:tcW w:w="2736" w:type="dxa"/>
+            <w:tcW w:w="2204" w:type="dxa"/>
             <w:tcBorders>
               <w:top w:val="single" w:sz="3" w:space="0" w:color="AEB6BF"/>
               <w:left w:val="single" w:sz="3" w:space="0" w:color="AEB6BF"/>
@@ -2914,7 +3151,7 @@
         </w:tc>
         <w:tc>
           <w:tcPr>
-            <w:tcW w:w="7838" w:type="dxa"/>
+            <w:tcW w:w="8370" w:type="dxa"/>
             <w:tcBorders>
               <w:top w:val="single" w:sz="3" w:space="0" w:color="AEB6BF"/>
               <w:left w:val="single" w:sz="3" w:space="0" w:color="AEB6BF"/>
@@ -2950,19 +3187,16 @@
     <w:tbl>
       <w:tblPr>
         <w:tblStyle w:val="TableGrid"/>
-        <w:tblW w:w="11016" w:type="dxa"/>
+        <w:tblW w:w="10480" w:type="dxa"/>
         <w:jc w:val="center"/>
         <w:tblInd w:w="0" w:type="dxa"/>
         <w:tblCellMar>
-          <w:top w:w="0" w:type="dxa"/>
           <w:left w:w="160" w:type="dxa"/>
-          <w:bottom w:w="0" w:type="dxa"/>
-          <w:right w:w="0" w:type="dxa"/>
         </w:tblCellMar>
         <w:tblLook w:val="04A0" w:firstRow="1" w:lastRow="0" w:firstColumn="1" w:lastColumn="0" w:noHBand="0" w:noVBand="1"/>
       </w:tblPr>
       <w:tblGrid>
-        <w:gridCol w:w="2736"/>
+        <w:gridCol w:w="2200"/>
         <w:gridCol w:w="8280"/>
       </w:tblGrid>
       <w:tr>
@@ -2972,7 +3206,7 @@
         </w:trPr>
         <w:tc>
           <w:tcPr>
-            <w:tcW w:w="2736" w:type="dxa"/>
+            <w:tcW w:w="2200" w:type="dxa"/>
             <w:tcBorders>
               <w:top w:val="single" w:sz="3" w:space="0" w:color="AEB6BF"/>
               <w:left w:val="single" w:sz="3" w:space="0" w:color="AEB6BF"/>
@@ -3032,7 +3266,7 @@
         </w:trPr>
         <w:tc>
           <w:tcPr>
-            <w:tcW w:w="2736" w:type="dxa"/>
+            <w:tcW w:w="2200" w:type="dxa"/>
             <w:tcBorders>
               <w:top w:val="single" w:sz="3" w:space="0" w:color="AEB6BF"/>
               <w:left w:val="single" w:sz="3" w:space="0" w:color="AEB6BF"/>
@@ -3095,7 +3329,7 @@
         </w:trPr>
         <w:tc>
           <w:tcPr>
-            <w:tcW w:w="2736" w:type="dxa"/>
+            <w:tcW w:w="2200" w:type="dxa"/>
             <w:tcBorders>
               <w:top w:val="single" w:sz="3" w:space="0" w:color="AEB6BF"/>
               <w:left w:val="single" w:sz="3" w:space="0" w:color="AEB6BF"/>
@@ -3158,7 +3392,7 @@
         </w:trPr>
         <w:tc>
           <w:tcPr>
-            <w:tcW w:w="2736" w:type="dxa"/>
+            <w:tcW w:w="2200" w:type="dxa"/>
             <w:tcBorders>
               <w:top w:val="single" w:sz="3" w:space="0" w:color="AEB6BF"/>
               <w:left w:val="single" w:sz="3" w:space="0" w:color="AEB6BF"/>
@@ -3221,7 +3455,7 @@
         </w:trPr>
         <w:tc>
           <w:tcPr>
-            <w:tcW w:w="2736" w:type="dxa"/>
+            <w:tcW w:w="2200" w:type="dxa"/>
             <w:tcBorders>
               <w:top w:val="single" w:sz="3" w:space="0" w:color="AEB6BF"/>
               <w:left w:val="single" w:sz="3" w:space="0" w:color="AEB6BF"/>
@@ -3310,15 +3544,14 @@
           <w:rFonts w:cstheme="minorBidi"/>
         </w:rPr>
       </w:pPr>
-      <w:bookmarkStart w:id="7" w:name="_Toc229086963"/>
+      <w:bookmarkStart w:id="9" w:name="_Toc229145888"/>
       <w:r>
         <w:rPr>
           <w:rFonts w:cstheme="minorBidi"/>
         </w:rPr>
-        <w:lastRenderedPageBreak/>
         <w:t>Data Model</w:t>
       </w:r>
-      <w:bookmarkEnd w:id="7"/>
+      <w:bookmarkEnd w:id="9"/>
     </w:p>
     <w:tbl>
       <w:tblPr>
@@ -3326,10 +3559,7 @@
         <w:tblW w:w="11016" w:type="dxa"/>
         <w:tblInd w:w="-588" w:type="dxa"/>
         <w:tblCellMar>
-          <w:top w:w="0" w:type="dxa"/>
           <w:left w:w="160" w:type="dxa"/>
-          <w:bottom w:w="0" w:type="dxa"/>
-          <w:right w:w="0" w:type="dxa"/>
         </w:tblCellMar>
         <w:tblLook w:val="04A0" w:firstRow="1" w:lastRow="0" w:firstColumn="1" w:lastColumn="0" w:noHBand="0" w:noVBand="1"/>
       </w:tblPr>
@@ -3871,65 +4101,133 @@
           <w:rFonts w:cstheme="minorBidi"/>
         </w:rPr>
       </w:pPr>
+      <w:bookmarkStart w:id="10" w:name="_Toc229145889"/>
       <w:r>
         <w:rPr>
           <w:rFonts w:cstheme="minorBidi"/>
         </w:rPr>
         <w:t>How to run</w:t>
       </w:r>
-    </w:p>
-    <w:p>
-      <w:pPr>
-        <w:shd w:val="clear" w:color="auto" w:fill="156082" w:themeFill="accent1"/>
+      <w:bookmarkEnd w:id="10"/>
+    </w:p>
+    <w:p>
+      <w:pPr>
+        <w:rPr>
+          <w:rFonts w:ascii="Consolas" w:hAnsi="Consolas"/>
+          <w:sz w:val="32"/>
+          <w:szCs w:val="32"/>
+        </w:rPr>
+      </w:pPr>
+      <w:r>
+        <w:rPr>
+          <w:rFonts w:ascii="Consolas" w:hAnsi="Consolas"/>
+          <w:color w:val="FFFFFF" w:themeColor="background1"/>
+          <w:shd w:val="clear" w:color="auto" w:fill="156082" w:themeFill="accent1"/>
+        </w:rPr>
+        <w:t>s</w:t>
+      </w:r>
+      <w:r>
+        <w:rPr>
+          <w:rFonts w:ascii="Consolas" w:hAnsi="Consolas"/>
+          <w:color w:val="FFFFFF" w:themeColor="background1"/>
+          <w:shd w:val="clear" w:color="auto" w:fill="156082" w:themeFill="accent1"/>
+        </w:rPr>
+        <w:t xml:space="preserve">hell&gt; </w:t>
+      </w:r>
+      <w:proofErr w:type="spellStart"/>
+      <w:r>
         <w:rPr>
           <w:rFonts w:ascii="Consolas" w:hAnsi="Consolas"/>
           <w:b/>
           <w:bCs/>
           <w:color w:val="FFFFFF" w:themeColor="background1"/>
-        </w:rPr>
-      </w:pPr>
-      <w:r>
-        <w:rPr>
-          <w:rFonts w:ascii="Consolas" w:hAnsi="Consolas"/>
-          <w:color w:val="FFFFFF" w:themeColor="background1"/>
-        </w:rPr>
-        <w:t>$hell&gt;</w:t>
-      </w:r>
+          <w:shd w:val="clear" w:color="auto" w:fill="156082" w:themeFill="accent1"/>
+        </w:rPr>
+        <w:t>mongosh</w:t>
+      </w:r>
+      <w:proofErr w:type="spellEnd"/>
       <w:r>
         <w:rPr>
           <w:rFonts w:ascii="Consolas" w:hAnsi="Consolas"/>
           <w:b/>
           <w:bCs/>
           <w:color w:val="FFFFFF" w:themeColor="background1"/>
-        </w:rPr>
-        <w:t xml:space="preserve"> </w:t>
-      </w:r>
-      <w:proofErr w:type="spellStart"/>
-      <w:r>
+          <w:shd w:val="clear" w:color="auto" w:fill="156082" w:themeFill="accent1"/>
+        </w:rPr>
+        <w:t xml:space="preserve"> COMPLETE.js</w:t>
+      </w:r>
+      <w:r>
+        <w:rPr>
+          <w:rFonts w:ascii="Consolas" w:hAnsi="Consolas"/>
+          <w:sz w:val="32"/>
+          <w:szCs w:val="32"/>
+        </w:rPr>
+        <w:br w:type="page"/>
+      </w:r>
+    </w:p>
+    <w:p>
+      <w:pPr>
+        <w:pStyle w:val="Heading1"/>
+        <w:rPr>
+          <w:rFonts w:eastAsiaTheme="minorHAnsi"/>
+          <w:color w:val="auto"/>
+          <w:sz w:val="24"/>
+          <w:szCs w:val="24"/>
+        </w:rPr>
+      </w:pPr>
+      <w:bookmarkStart w:id="11" w:name="_Toc229145890"/>
+      <w:r>
+        <w:lastRenderedPageBreak/>
+        <w:t>Query Screenshots</w:t>
+      </w:r>
+      <w:bookmarkEnd w:id="11"/>
+    </w:p>
+    <w:p>
+      <w:pPr>
         <w:rPr>
           <w:rFonts w:ascii="Consolas" w:hAnsi="Consolas"/>
           <w:b/>
           <w:bCs/>
-          <w:color w:val="FFFFFF" w:themeColor="background1"/>
-        </w:rPr>
-        <w:t>mongosh</w:t>
+        </w:rPr>
+      </w:pPr>
+    </w:p>
+    <w:p>
+      <w:pPr>
+        <w:pStyle w:val="Heading2"/>
+      </w:pPr>
+      <w:bookmarkStart w:id="12" w:name="_Toc229145891"/>
+      <w:r>
+        <w:t xml:space="preserve">CRUD for </w:t>
+      </w:r>
+      <w:proofErr w:type="spellStart"/>
+      <w:r>
+        <w:t>usage_bucket</w:t>
       </w:r>
       <w:proofErr w:type="spellEnd"/>
       <w:r>
+        <w:t xml:space="preserve">, </w:t>
+      </w:r>
+      <w:proofErr w:type="spellStart"/>
+      <w:r>
+        <w:t>overage_event</w:t>
+      </w:r>
+      <w:proofErr w:type="spellEnd"/>
+      <w:r>
+        <w:t xml:space="preserve">, </w:t>
+      </w:r>
+      <w:proofErr w:type="spellStart"/>
+      <w:r>
+        <w:t>api_key</w:t>
+      </w:r>
+      <w:bookmarkEnd w:id="12"/>
+      <w:proofErr w:type="spellEnd"/>
+    </w:p>
+    <w:p>
+      <w:pPr>
         <w:rPr>
           <w:rFonts w:ascii="Consolas" w:hAnsi="Consolas"/>
           <w:b/>
           <w:bCs/>
-          <w:color w:val="FFFFFF" w:themeColor="background1"/>
-        </w:rPr>
-        <w:t xml:space="preserve"> COMPLETE.js</w:t>
-      </w:r>
-    </w:p>
-    <w:p>
-      <w:pPr>
-        <w:pStyle w:val="Heading1"/>
-        <w:rPr>
-          <w:rFonts w:cstheme="minorBidi"/>
         </w:rPr>
       </w:pPr>
       <w:r>
@@ -3937,62 +4235,12 @@
           <w:rFonts w:ascii="Consolas" w:hAnsi="Consolas"/>
           <w:b/>
           <w:bCs/>
-          <w:color w:val="FFFFFF" w:themeColor="background1"/>
-        </w:rPr>
-        <w:br w:type="page"/>
-      </w:r>
-      <w:r>
-        <w:rPr>
-          <w:rFonts w:cstheme="minorBidi"/>
-        </w:rPr>
-        <w:lastRenderedPageBreak/>
-        <w:t>Query Screenshots</w:t>
-      </w:r>
-    </w:p>
-    <w:p>
-      <w:r>
-        <w:t xml:space="preserve">CRUD for </w:t>
-      </w:r>
-      <w:proofErr w:type="spellStart"/>
-      <w:r>
-        <w:t>usage_bucket</w:t>
-      </w:r>
-      <w:proofErr w:type="spellEnd"/>
-      <w:r>
-        <w:t xml:space="preserve">, </w:t>
-      </w:r>
-      <w:proofErr w:type="spellStart"/>
-      <w:r>
-        <w:t>overage_event</w:t>
-      </w:r>
-      <w:proofErr w:type="spellEnd"/>
-      <w:r>
-        <w:t xml:space="preserve">, </w:t>
-      </w:r>
-      <w:proofErr w:type="spellStart"/>
-      <w:r>
-        <w:t>api_key</w:t>
-      </w:r>
-      <w:proofErr w:type="spellEnd"/>
-    </w:p>
-    <w:p>
-      <w:pPr>
-        <w:rPr>
-          <w:rFonts w:ascii="Consolas" w:hAnsi="Consolas"/>
-          <w:b/>
-          <w:bCs/>
-        </w:rPr>
-      </w:pPr>
-      <w:r>
-        <w:rPr>
-          <w:rFonts w:ascii="Consolas" w:hAnsi="Consolas"/>
-          <w:b/>
-          <w:bCs/>
+          <w:noProof/>
         </w:rPr>
         <w:drawing>
-          <wp:inline distT="0" distB="0" distL="0" distR="0" wp14:anchorId="14260E19" wp14:editId="12F79932">
-            <wp:extent cx="5073911" cy="5131064"/>
-            <wp:effectExtent l="0" t="0" r="0" b="0"/>
+          <wp:inline distT="0" distB="0" distL="0" distR="0" wp14:anchorId="14260E19" wp14:editId="4C529961">
+            <wp:extent cx="5916597" cy="5983242"/>
+            <wp:effectExtent l="0" t="0" r="8255" b="0"/>
             <wp:docPr id="1235844064" name="Picture 1"/>
             <wp:cNvGraphicFramePr>
               <a:graphicFrameLocks xmlns:a="http://schemas.openxmlformats.org/drawingml/2006/main" noChangeAspect="1"/>
@@ -4013,7 +4261,7 @@
                   <pic:spPr>
                     <a:xfrm>
                       <a:off x="0" y="0"/>
-                      <a:ext cx="5073911" cy="5131064"/>
+                      <a:ext cx="5929117" cy="5995903"/>
                     </a:xfrm>
                     <a:prstGeom prst="rect">
                       <a:avLst/>
@@ -4044,6 +4292,10 @@
       </w:r>
     </w:p>
     <w:p>
+      <w:pPr>
+        <w:pStyle w:val="Heading2"/>
+      </w:pPr>
+      <w:bookmarkStart w:id="13" w:name="_Toc229145892"/>
       <w:proofErr w:type="spellStart"/>
       <w:r>
         <w:lastRenderedPageBreak/>
@@ -4053,6 +4305,7 @@
       <w:r>
         <w:t xml:space="preserve"> and Developers</w:t>
       </w:r>
+      <w:bookmarkEnd w:id="13"/>
     </w:p>
     <w:p>
       <w:pPr>
@@ -4067,6 +4320,7 @@
           <w:rFonts w:ascii="Consolas" w:hAnsi="Consolas"/>
           <w:b/>
           <w:bCs/>
+          <w:noProof/>
         </w:rPr>
         <w:drawing>
           <wp:inline distT="0" distB="0" distL="0" distR="0" wp14:anchorId="28CE9FA7" wp14:editId="19CFA4DC">
@@ -4113,117 +4367,34 @@
           <w:bCs/>
         </w:rPr>
       </w:pPr>
-      <w:r>
+    </w:p>
+    <w:p>
+      <w:pPr>
+        <w:pStyle w:val="Heading2"/>
+      </w:pPr>
+      <w:bookmarkStart w:id="14" w:name="_Toc229145893"/>
+      <w:r>
+        <w:t>Api Keys with Quota</w:t>
+      </w:r>
+      <w:bookmarkEnd w:id="14"/>
+    </w:p>
+    <w:p>
+      <w:pPr>
         <w:rPr>
           <w:rFonts w:ascii="Consolas" w:hAnsi="Consolas"/>
           <w:b/>
           <w:bCs/>
         </w:rPr>
-        <w:br w:type="page"/>
-      </w:r>
-    </w:p>
-    <w:p>
-      <w:pPr>
+      </w:pPr>
+      <w:r>
         <w:rPr>
           <w:rFonts w:ascii="Consolas" w:hAnsi="Consolas"/>
           <w:b/>
           <w:bCs/>
-        </w:rPr>
-      </w:pPr>
-      <w:r>
-        <w:rPr>
-          <w:rFonts w:ascii="Consolas" w:hAnsi="Consolas"/>
-          <w:b/>
-          <w:bCs/>
-        </w:rPr>
-        <w:lastRenderedPageBreak/>
-        <w:t>Filtering Api Keys</w:t>
-      </w:r>
-    </w:p>
-    <w:p>
-      <w:pPr>
-        <w:rPr>
-          <w:rFonts w:ascii="Consolas" w:hAnsi="Consolas"/>
-          <w:b/>
-          <w:bCs/>
-        </w:rPr>
-      </w:pPr>
-      <w:r>
-        <w:rPr>
-          <w:rFonts w:ascii="Consolas" w:hAnsi="Consolas"/>
-          <w:b/>
-          <w:bCs/>
+          <w:noProof/>
         </w:rPr>
         <w:drawing>
-          <wp:inline distT="0" distB="0" distL="0" distR="0" wp14:anchorId="43068AEF" wp14:editId="07FC9916">
-            <wp:extent cx="1708238" cy="5518434"/>
-            <wp:effectExtent l="0" t="0" r="6350" b="6350"/>
-            <wp:docPr id="629523858" name="Picture 1"/>
-            <wp:cNvGraphicFramePr>
-              <a:graphicFrameLocks xmlns:a="http://schemas.openxmlformats.org/drawingml/2006/main" noChangeAspect="1"/>
-            </wp:cNvGraphicFramePr>
-            <a:graphic xmlns:a="http://schemas.openxmlformats.org/drawingml/2006/main">
-              <a:graphicData uri="http://schemas.openxmlformats.org/drawingml/2006/picture">
-                <pic:pic xmlns:pic="http://schemas.openxmlformats.org/drawingml/2006/picture">
-                  <pic:nvPicPr>
-                    <pic:cNvPr id="629523858" name=""/>
-                    <pic:cNvPicPr/>
-                  </pic:nvPicPr>
-                  <pic:blipFill>
-                    <a:blip r:embed="rId8"/>
-                    <a:stretch>
-                      <a:fillRect/>
-                    </a:stretch>
-                  </pic:blipFill>
-                  <pic:spPr>
-                    <a:xfrm>
-                      <a:off x="0" y="0"/>
-                      <a:ext cx="1708238" cy="5518434"/>
-                    </a:xfrm>
-                    <a:prstGeom prst="rect">
-                      <a:avLst/>
-                    </a:prstGeom>
-                  </pic:spPr>
-                </pic:pic>
-              </a:graphicData>
-            </a:graphic>
-          </wp:inline>
-        </w:drawing>
-      </w:r>
-    </w:p>
-    <w:p>
-      <w:pPr>
-        <w:rPr>
-          <w:rFonts w:ascii="Consolas" w:hAnsi="Consolas"/>
-          <w:b/>
-          <w:bCs/>
-        </w:rPr>
-      </w:pPr>
-      <w:r>
-        <w:rPr>
-          <w:rFonts w:ascii="Consolas" w:hAnsi="Consolas"/>
-          <w:b/>
-          <w:bCs/>
-        </w:rPr>
-        <w:t>Api Keys with Quota</w:t>
-      </w:r>
-    </w:p>
-    <w:p>
-      <w:pPr>
-        <w:rPr>
-          <w:rFonts w:ascii="Consolas" w:hAnsi="Consolas"/>
-          <w:b/>
-          <w:bCs/>
-        </w:rPr>
-      </w:pPr>
-      <w:r>
-        <w:rPr>
-          <w:rFonts w:ascii="Consolas" w:hAnsi="Consolas"/>
-          <w:b/>
-          <w:bCs/>
-        </w:rPr>
-        <w:drawing>
-          <wp:inline distT="0" distB="0" distL="0" distR="0" wp14:anchorId="79C7A33D" wp14:editId="237CB38F">
+          <wp:inline distT="0" distB="0" distL="0" distR="0" wp14:anchorId="61D448F7" wp14:editId="28001B3A">
             <wp:extent cx="5742369" cy="2198789"/>
             <wp:effectExtent l="0" t="0" r="0" b="0"/>
             <wp:docPr id="1240719220" name="Picture 1"/>
@@ -4238,7 +4409,7 @@
                     <pic:cNvPicPr/>
                   </pic:nvPicPr>
                   <pic:blipFill>
-                    <a:blip r:embed="rId9"/>
+                    <a:blip r:embed="rId8"/>
                     <a:stretch>
                       <a:fillRect/>
                     </a:stretch>
@@ -4257,6 +4428,352 @@
             </a:graphic>
           </wp:inline>
         </w:drawing>
+      </w:r>
+    </w:p>
+    <w:p>
+      <w:pPr>
+        <w:rPr>
+          <w:rFonts w:ascii="Consolas" w:hAnsi="Consolas"/>
+          <w:b/>
+          <w:bCs/>
+        </w:rPr>
+      </w:pPr>
+      <w:r>
+        <w:rPr>
+          <w:rFonts w:ascii="Consolas" w:hAnsi="Consolas"/>
+          <w:b/>
+          <w:bCs/>
+        </w:rPr>
+        <w:br w:type="page"/>
+      </w:r>
+    </w:p>
+    <w:p>
+      <w:pPr>
+        <w:pStyle w:val="Heading2"/>
+      </w:pPr>
+      <w:bookmarkStart w:id="15" w:name="_Toc229145894"/>
+      <w:r>
+        <w:lastRenderedPageBreak/>
+        <w:t>Filtering Api Keys</w:t>
+      </w:r>
+      <w:bookmarkEnd w:id="15"/>
+    </w:p>
+    <w:p>
+      <w:pPr>
+        <w:rPr>
+          <w:rFonts w:ascii="Consolas" w:hAnsi="Consolas"/>
+          <w:b/>
+          <w:bCs/>
+        </w:rPr>
+      </w:pPr>
+      <w:r>
+        <w:rPr>
+          <w:rFonts w:ascii="Consolas" w:hAnsi="Consolas"/>
+          <w:b/>
+          <w:bCs/>
+          <w:noProof/>
+        </w:rPr>
+        <w:drawing>
+          <wp:inline distT="0" distB="0" distL="0" distR="0" wp14:anchorId="43068AEF" wp14:editId="595D6046">
+            <wp:extent cx="2531778" cy="8178866"/>
+            <wp:effectExtent l="0" t="0" r="1905" b="0"/>
+            <wp:docPr id="629523858" name="Picture 1"/>
+            <wp:cNvGraphicFramePr>
+              <a:graphicFrameLocks xmlns:a="http://schemas.openxmlformats.org/drawingml/2006/main" noChangeAspect="1"/>
+            </wp:cNvGraphicFramePr>
+            <a:graphic xmlns:a="http://schemas.openxmlformats.org/drawingml/2006/main">
+              <a:graphicData uri="http://schemas.openxmlformats.org/drawingml/2006/picture">
+                <pic:pic xmlns:pic="http://schemas.openxmlformats.org/drawingml/2006/picture">
+                  <pic:nvPicPr>
+                    <pic:cNvPr id="629523858" name=""/>
+                    <pic:cNvPicPr/>
+                  </pic:nvPicPr>
+                  <pic:blipFill>
+                    <a:blip r:embed="rId9"/>
+                    <a:stretch>
+                      <a:fillRect/>
+                    </a:stretch>
+                  </pic:blipFill>
+                  <pic:spPr>
+                    <a:xfrm>
+                      <a:off x="0" y="0"/>
+                      <a:ext cx="2538364" cy="8200142"/>
+                    </a:xfrm>
+                    <a:prstGeom prst="rect">
+                      <a:avLst/>
+                    </a:prstGeom>
+                  </pic:spPr>
+                </pic:pic>
+              </a:graphicData>
+            </a:graphic>
+          </wp:inline>
+        </w:drawing>
+      </w:r>
+    </w:p>
+    <w:p>
+      <w:pPr>
+        <w:pStyle w:val="Heading2"/>
+      </w:pPr>
+      <w:bookmarkStart w:id="16" w:name="_Toc229145895"/>
+      <w:r>
+        <w:lastRenderedPageBreak/>
+        <w:t>Aggregation Queries</w:t>
+      </w:r>
+      <w:bookmarkEnd w:id="16"/>
+    </w:p>
+    <w:p>
+      <w:pPr>
+        <w:pStyle w:val="Heading3"/>
+        <w:numPr>
+          <w:ilvl w:val="0"/>
+          <w:numId w:val="14"/>
+        </w:numPr>
+      </w:pPr>
+      <w:bookmarkStart w:id="17" w:name="_Toc229145896"/>
+      <w:r>
+        <w:t>Top 10 Developers by Usage</w:t>
+      </w:r>
+      <w:bookmarkEnd w:id="17"/>
+    </w:p>
+    <w:p>
+      <w:pPr>
+        <w:rPr>
+          <w:rFonts w:ascii="Consolas" w:hAnsi="Consolas"/>
+          <w:b/>
+          <w:bCs/>
+        </w:rPr>
+      </w:pPr>
+      <w:r>
+        <w:rPr>
+          <w:rFonts w:ascii="Consolas" w:hAnsi="Consolas"/>
+          <w:b/>
+          <w:bCs/>
+        </w:rPr>
+        <w:drawing>
+          <wp:inline distT="0" distB="0" distL="0" distR="0" wp14:anchorId="4624E978" wp14:editId="111D7A10">
+            <wp:extent cx="3435527" cy="5334274"/>
+            <wp:effectExtent l="0" t="0" r="0" b="0"/>
+            <wp:docPr id="1338125053" name="Picture 1"/>
+            <wp:cNvGraphicFramePr>
+              <a:graphicFrameLocks xmlns:a="http://schemas.openxmlformats.org/drawingml/2006/main" noChangeAspect="1"/>
+            </wp:cNvGraphicFramePr>
+            <a:graphic xmlns:a="http://schemas.openxmlformats.org/drawingml/2006/main">
+              <a:graphicData uri="http://schemas.openxmlformats.org/drawingml/2006/picture">
+                <pic:pic xmlns:pic="http://schemas.openxmlformats.org/drawingml/2006/picture">
+                  <pic:nvPicPr>
+                    <pic:cNvPr id="1338125053" name=""/>
+                    <pic:cNvPicPr/>
+                  </pic:nvPicPr>
+                  <pic:blipFill>
+                    <a:blip r:embed="rId10"/>
+                    <a:stretch>
+                      <a:fillRect/>
+                    </a:stretch>
+                  </pic:blipFill>
+                  <pic:spPr>
+                    <a:xfrm>
+                      <a:off x="0" y="0"/>
+                      <a:ext cx="3435527" cy="5334274"/>
+                    </a:xfrm>
+                    <a:prstGeom prst="rect">
+                      <a:avLst/>
+                    </a:prstGeom>
+                  </pic:spPr>
+                </pic:pic>
+              </a:graphicData>
+            </a:graphic>
+          </wp:inline>
+        </w:drawing>
+      </w:r>
+    </w:p>
+    <w:p>
+      <w:pPr>
+        <w:rPr>
+          <w:rFonts w:ascii="Consolas" w:hAnsi="Consolas"/>
+          <w:b/>
+          <w:bCs/>
+        </w:rPr>
+      </w:pPr>
+      <w:r>
+        <w:rPr>
+          <w:rFonts w:ascii="Consolas" w:hAnsi="Consolas"/>
+          <w:b/>
+          <w:bCs/>
+        </w:rPr>
+        <w:drawing>
+          <wp:inline distT="0" distB="0" distL="0" distR="0" wp14:anchorId="121F8C3A" wp14:editId="5CEDD722">
+            <wp:extent cx="2933065" cy="2436638"/>
+            <wp:effectExtent l="0" t="0" r="635" b="1905"/>
+            <wp:docPr id="383757831" name="Picture 1"/>
+            <wp:cNvGraphicFramePr>
+              <a:graphicFrameLocks xmlns:a="http://schemas.openxmlformats.org/drawingml/2006/main" noChangeAspect="1"/>
+            </wp:cNvGraphicFramePr>
+            <a:graphic xmlns:a="http://schemas.openxmlformats.org/drawingml/2006/main">
+              <a:graphicData uri="http://schemas.openxmlformats.org/drawingml/2006/picture">
+                <pic:pic xmlns:pic="http://schemas.openxmlformats.org/drawingml/2006/picture">
+                  <pic:nvPicPr>
+                    <pic:cNvPr id="383757831" name=""/>
+                    <pic:cNvPicPr/>
+                  </pic:nvPicPr>
+                  <pic:blipFill rotWithShape="1">
+                    <a:blip r:embed="rId11"/>
+                    <a:srcRect b="49688"/>
+                    <a:stretch>
+                      <a:fillRect/>
+                    </a:stretch>
+                  </pic:blipFill>
+                  <pic:spPr bwMode="auto">
+                    <a:xfrm>
+                      <a:off x="0" y="0"/>
+                      <a:ext cx="2935022" cy="2438264"/>
+                    </a:xfrm>
+                    <a:prstGeom prst="rect">
+                      <a:avLst/>
+                    </a:prstGeom>
+                    <a:ln>
+                      <a:noFill/>
+                    </a:ln>
+                    <a:extLst>
+                      <a:ext uri="{53640926-AAD7-44D8-BBD7-CCE9431645EC}">
+                        <a14:shadowObscured xmlns:a14="http://schemas.microsoft.com/office/drawing/2010/main"/>
+                      </a:ext>
+                    </a:extLst>
+                  </pic:spPr>
+                </pic:pic>
+              </a:graphicData>
+            </a:graphic>
+          </wp:inline>
+        </w:drawing>
+      </w:r>
+    </w:p>
+    <w:p>
+      <w:pPr>
+        <w:pStyle w:val="Heading3"/>
+        <w:numPr>
+          <w:ilvl w:val="0"/>
+          <w:numId w:val="14"/>
+        </w:numPr>
+      </w:pPr>
+      <w:bookmarkStart w:id="18" w:name="_Toc229145897"/>
+      <w:r>
+        <w:lastRenderedPageBreak/>
+        <w:t>Simple Active Plan Summary</w:t>
+      </w:r>
+      <w:bookmarkEnd w:id="18"/>
+    </w:p>
+    <w:p>
+      <w:pPr>
+        <w:rPr>
+          <w:rFonts w:ascii="Consolas" w:hAnsi="Consolas"/>
+          <w:b/>
+          <w:bCs/>
+        </w:rPr>
+      </w:pPr>
+      <w:r>
+        <w:rPr>
+          <w:rFonts w:ascii="Consolas" w:hAnsi="Consolas"/>
+          <w:b/>
+          <w:bCs/>
+        </w:rPr>
+        <w:drawing>
+          <wp:inline distT="0" distB="0" distL="0" distR="0" wp14:anchorId="03258BB3" wp14:editId="526D026E">
+            <wp:extent cx="2140060" cy="5829600"/>
+            <wp:effectExtent l="0" t="0" r="0" b="0"/>
+            <wp:docPr id="804198984" name="Picture 1"/>
+            <wp:cNvGraphicFramePr>
+              <a:graphicFrameLocks xmlns:a="http://schemas.openxmlformats.org/drawingml/2006/main" noChangeAspect="1"/>
+            </wp:cNvGraphicFramePr>
+            <a:graphic xmlns:a="http://schemas.openxmlformats.org/drawingml/2006/main">
+              <a:graphicData uri="http://schemas.openxmlformats.org/drawingml/2006/picture">
+                <pic:pic xmlns:pic="http://schemas.openxmlformats.org/drawingml/2006/picture">
+                  <pic:nvPicPr>
+                    <pic:cNvPr id="804198984" name=""/>
+                    <pic:cNvPicPr/>
+                  </pic:nvPicPr>
+                  <pic:blipFill>
+                    <a:blip r:embed="rId12"/>
+                    <a:stretch>
+                      <a:fillRect/>
+                    </a:stretch>
+                  </pic:blipFill>
+                  <pic:spPr>
+                    <a:xfrm>
+                      <a:off x="0" y="0"/>
+                      <a:ext cx="2140060" cy="5829600"/>
+                    </a:xfrm>
+                    <a:prstGeom prst="rect">
+                      <a:avLst/>
+                    </a:prstGeom>
+                  </pic:spPr>
+                </pic:pic>
+              </a:graphicData>
+            </a:graphic>
+          </wp:inline>
+        </w:drawing>
+      </w:r>
+    </w:p>
+    <w:p>
+      <w:pPr>
+        <w:jc w:val="center"/>
+        <w:rPr>
+          <w:rFonts w:ascii="Segoe UI Symbol" w:hAnsi="Segoe UI Symbol"/>
+          <w:b/>
+          <w:bCs/>
+          <w:sz w:val="44"/>
+          <w:szCs w:val="44"/>
+        </w:rPr>
+      </w:pPr>
+    </w:p>
+    <w:p>
+      <w:pPr>
+        <w:jc w:val="center"/>
+        <w:rPr>
+          <w:rFonts w:ascii="Segoe UI Symbol" w:hAnsi="Segoe UI Symbol"/>
+          <w:b/>
+          <w:bCs/>
+          <w:sz w:val="44"/>
+          <w:szCs w:val="44"/>
+        </w:rPr>
+      </w:pPr>
+      <w:r>
+        <w:rPr>
+          <w:rFonts w:ascii="Segoe UI Symbol" w:hAnsi="Segoe UI Symbol"/>
+          <w:b/>
+          <w:bCs/>
+          <w:sz w:val="44"/>
+          <w:szCs w:val="44"/>
+        </w:rPr>
+        <w:t>‒</w:t>
+      </w:r>
+      <w:r>
+        <w:rPr>
+          <w:rFonts w:ascii="Segoe UI Symbol" w:hAnsi="Segoe UI Symbol"/>
+          <w:b/>
+          <w:bCs/>
+          <w:sz w:val="44"/>
+          <w:szCs w:val="44"/>
+        </w:rPr>
+        <w:t>‒‒‒</w:t>
+      </w:r>
+      <w:r>
+        <w:rPr>
+          <w:rFonts w:ascii="Segoe UI Symbol" w:hAnsi="Segoe UI Symbol"/>
+          <w:b/>
+          <w:bCs/>
+          <w:sz w:val="44"/>
+          <w:szCs w:val="44"/>
+        </w:rPr>
+        <w:t xml:space="preserve"> End of Document </w:t>
+      </w:r>
+      <w:r>
+        <w:rPr>
+          <w:rFonts w:ascii="Segoe UI Symbol" w:hAnsi="Segoe UI Symbol"/>
+          <w:b/>
+          <w:bCs/>
+          <w:sz w:val="44"/>
+          <w:szCs w:val="44"/>
+        </w:rPr>
+        <w:t>‒‒‒‒</w:t>
       </w:r>
     </w:p>
     <w:sectPr>
@@ -5130,6 +5647,119 @@
     </w:lvl>
   </w:abstractNum>
   <w:abstractNum w:abstractNumId="5" w15:restartNumberingAfterBreak="0">
+    <w:nsid w:val="1FE84ACA"/>
+    <w:multiLevelType w:val="hybridMultilevel"/>
+    <w:tmpl w:val="5E1CF296"/>
+    <w:lvl w:ilvl="0" w:tplc="2A4CF152">
+      <w:start w:val="2"/>
+      <w:numFmt w:val="bullet"/>
+      <w:lvlText w:val="—"/>
+      <w:lvlJc w:val="left"/>
+      <w:pPr>
+        <w:ind w:left="720" w:hanging="360"/>
+      </w:pPr>
+      <w:rPr>
+        <w:rFonts w:ascii="Consolas" w:eastAsiaTheme="minorHAnsi" w:hAnsi="Consolas" w:cstheme="minorBidi" w:hint="default"/>
+      </w:rPr>
+    </w:lvl>
+    <w:lvl w:ilvl="1" w:tplc="04090003" w:tentative="1">
+      <w:start w:val="1"/>
+      <w:numFmt w:val="bullet"/>
+      <w:lvlText w:val="o"/>
+      <w:lvlJc w:val="left"/>
+      <w:pPr>
+        <w:ind w:left="1440" w:hanging="360"/>
+      </w:pPr>
+      <w:rPr>
+        <w:rFonts w:ascii="Courier New" w:hAnsi="Courier New" w:cs="Courier New" w:hint="default"/>
+      </w:rPr>
+    </w:lvl>
+    <w:lvl w:ilvl="2" w:tplc="04090005" w:tentative="1">
+      <w:start w:val="1"/>
+      <w:numFmt w:val="bullet"/>
+      <w:lvlText w:val=""/>
+      <w:lvlJc w:val="left"/>
+      <w:pPr>
+        <w:ind w:left="2160" w:hanging="360"/>
+      </w:pPr>
+      <w:rPr>
+        <w:rFonts w:ascii="Wingdings" w:hAnsi="Wingdings" w:hint="default"/>
+      </w:rPr>
+    </w:lvl>
+    <w:lvl w:ilvl="3" w:tplc="04090001" w:tentative="1">
+      <w:start w:val="1"/>
+      <w:numFmt w:val="bullet"/>
+      <w:lvlText w:val=""/>
+      <w:lvlJc w:val="left"/>
+      <w:pPr>
+        <w:ind w:left="2880" w:hanging="360"/>
+      </w:pPr>
+      <w:rPr>
+        <w:rFonts w:ascii="Symbol" w:hAnsi="Symbol" w:hint="default"/>
+      </w:rPr>
+    </w:lvl>
+    <w:lvl w:ilvl="4" w:tplc="04090003" w:tentative="1">
+      <w:start w:val="1"/>
+      <w:numFmt w:val="bullet"/>
+      <w:lvlText w:val="o"/>
+      <w:lvlJc w:val="left"/>
+      <w:pPr>
+        <w:ind w:left="3600" w:hanging="360"/>
+      </w:pPr>
+      <w:rPr>
+        <w:rFonts w:ascii="Courier New" w:hAnsi="Courier New" w:cs="Courier New" w:hint="default"/>
+      </w:rPr>
+    </w:lvl>
+    <w:lvl w:ilvl="5" w:tplc="04090005" w:tentative="1">
+      <w:start w:val="1"/>
+      <w:numFmt w:val="bullet"/>
+      <w:lvlText w:val=""/>
+      <w:lvlJc w:val="left"/>
+      <w:pPr>
+        <w:ind w:left="4320" w:hanging="360"/>
+      </w:pPr>
+      <w:rPr>
+        <w:rFonts w:ascii="Wingdings" w:hAnsi="Wingdings" w:hint="default"/>
+      </w:rPr>
+    </w:lvl>
+    <w:lvl w:ilvl="6" w:tplc="04090001" w:tentative="1">
+      <w:start w:val="1"/>
+      <w:numFmt w:val="bullet"/>
+      <w:lvlText w:val=""/>
+      <w:lvlJc w:val="left"/>
+      <w:pPr>
+        <w:ind w:left="5040" w:hanging="360"/>
+      </w:pPr>
+      <w:rPr>
+        <w:rFonts w:ascii="Symbol" w:hAnsi="Symbol" w:hint="default"/>
+      </w:rPr>
+    </w:lvl>
+    <w:lvl w:ilvl="7" w:tplc="04090003" w:tentative="1">
+      <w:start w:val="1"/>
+      <w:numFmt w:val="bullet"/>
+      <w:lvlText w:val="o"/>
+      <w:lvlJc w:val="left"/>
+      <w:pPr>
+        <w:ind w:left="5760" w:hanging="360"/>
+      </w:pPr>
+      <w:rPr>
+        <w:rFonts w:ascii="Courier New" w:hAnsi="Courier New" w:cs="Courier New" w:hint="default"/>
+      </w:rPr>
+    </w:lvl>
+    <w:lvl w:ilvl="8" w:tplc="04090005" w:tentative="1">
+      <w:start w:val="1"/>
+      <w:numFmt w:val="bullet"/>
+      <w:lvlText w:val=""/>
+      <w:lvlJc w:val="left"/>
+      <w:pPr>
+        <w:ind w:left="6480" w:hanging="360"/>
+      </w:pPr>
+      <w:rPr>
+        <w:rFonts w:ascii="Wingdings" w:hAnsi="Wingdings" w:hint="default"/>
+      </w:rPr>
+    </w:lvl>
+  </w:abstractNum>
+  <w:abstractNum w:abstractNumId="6" w15:restartNumberingAfterBreak="0">
     <w:nsid w:val="24783ECF"/>
     <w:multiLevelType w:val="hybridMultilevel"/>
     <w:tmpl w:val="79320112"/>
@@ -5242,7 +5872,96 @@
       </w:rPr>
     </w:lvl>
   </w:abstractNum>
-  <w:abstractNum w:abstractNumId="6" w15:restartNumberingAfterBreak="0">
+  <w:abstractNum w:abstractNumId="7" w15:restartNumberingAfterBreak="0">
+    <w:nsid w:val="25D223B6"/>
+    <w:multiLevelType w:val="hybridMultilevel"/>
+    <w:tmpl w:val="C77A1142"/>
+    <w:lvl w:ilvl="0" w:tplc="0409000F">
+      <w:start w:val="1"/>
+      <w:numFmt w:val="decimal"/>
+      <w:lvlText w:val="%1."/>
+      <w:lvlJc w:val="left"/>
+      <w:pPr>
+        <w:ind w:left="720" w:hanging="360"/>
+      </w:pPr>
+      <w:rPr>
+        <w:rFonts w:hint="default"/>
+      </w:rPr>
+    </w:lvl>
+    <w:lvl w:ilvl="1" w:tplc="04090019" w:tentative="1">
+      <w:start w:val="1"/>
+      <w:numFmt w:val="lowerLetter"/>
+      <w:lvlText w:val="%2."/>
+      <w:lvlJc w:val="left"/>
+      <w:pPr>
+        <w:ind w:left="1440" w:hanging="360"/>
+      </w:pPr>
+    </w:lvl>
+    <w:lvl w:ilvl="2" w:tplc="0409001B" w:tentative="1">
+      <w:start w:val="1"/>
+      <w:numFmt w:val="lowerRoman"/>
+      <w:lvlText w:val="%3."/>
+      <w:lvlJc w:val="right"/>
+      <w:pPr>
+        <w:ind w:left="2160" w:hanging="180"/>
+      </w:pPr>
+    </w:lvl>
+    <w:lvl w:ilvl="3" w:tplc="0409000F" w:tentative="1">
+      <w:start w:val="1"/>
+      <w:numFmt w:val="decimal"/>
+      <w:lvlText w:val="%4."/>
+      <w:lvlJc w:val="left"/>
+      <w:pPr>
+        <w:ind w:left="2880" w:hanging="360"/>
+      </w:pPr>
+    </w:lvl>
+    <w:lvl w:ilvl="4" w:tplc="04090019" w:tentative="1">
+      <w:start w:val="1"/>
+      <w:numFmt w:val="lowerLetter"/>
+      <w:lvlText w:val="%5."/>
+      <w:lvlJc w:val="left"/>
+      <w:pPr>
+        <w:ind w:left="3600" w:hanging="360"/>
+      </w:pPr>
+    </w:lvl>
+    <w:lvl w:ilvl="5" w:tplc="0409001B" w:tentative="1">
+      <w:start w:val="1"/>
+      <w:numFmt w:val="lowerRoman"/>
+      <w:lvlText w:val="%6."/>
+      <w:lvlJc w:val="right"/>
+      <w:pPr>
+        <w:ind w:left="4320" w:hanging="180"/>
+      </w:pPr>
+    </w:lvl>
+    <w:lvl w:ilvl="6" w:tplc="0409000F" w:tentative="1">
+      <w:start w:val="1"/>
+      <w:numFmt w:val="decimal"/>
+      <w:lvlText w:val="%7."/>
+      <w:lvlJc w:val="left"/>
+      <w:pPr>
+        <w:ind w:left="5040" w:hanging="360"/>
+      </w:pPr>
+    </w:lvl>
+    <w:lvl w:ilvl="7" w:tplc="04090019" w:tentative="1">
+      <w:start w:val="1"/>
+      <w:numFmt w:val="lowerLetter"/>
+      <w:lvlText w:val="%8."/>
+      <w:lvlJc w:val="left"/>
+      <w:pPr>
+        <w:ind w:left="5760" w:hanging="360"/>
+      </w:pPr>
+    </w:lvl>
+    <w:lvl w:ilvl="8" w:tplc="0409001B" w:tentative="1">
+      <w:start w:val="1"/>
+      <w:numFmt w:val="lowerRoman"/>
+      <w:lvlText w:val="%9."/>
+      <w:lvlJc w:val="right"/>
+      <w:pPr>
+        <w:ind w:left="6480" w:hanging="180"/>
+      </w:pPr>
+    </w:lvl>
+  </w:abstractNum>
+  <w:abstractNum w:abstractNumId="8" w15:restartNumberingAfterBreak="0">
     <w:nsid w:val="291A0B82"/>
     <w:multiLevelType w:val="multilevel"/>
     <w:tmpl w:val="4EE06AFC"/>
@@ -5391,7 +6110,7 @@
       </w:rPr>
     </w:lvl>
   </w:abstractNum>
-  <w:abstractNum w:abstractNumId="7" w15:restartNumberingAfterBreak="0">
+  <w:abstractNum w:abstractNumId="9" w15:restartNumberingAfterBreak="0">
     <w:nsid w:val="306E1B55"/>
     <w:multiLevelType w:val="multilevel"/>
     <w:tmpl w:val="6FAA4DA2"/>
@@ -5540,7 +6259,96 @@
       </w:rPr>
     </w:lvl>
   </w:abstractNum>
-  <w:abstractNum w:abstractNumId="8" w15:restartNumberingAfterBreak="0">
+  <w:abstractNum w:abstractNumId="10" w15:restartNumberingAfterBreak="0">
+    <w:nsid w:val="44CB5669"/>
+    <w:multiLevelType w:val="hybridMultilevel"/>
+    <w:tmpl w:val="C3F8892C"/>
+    <w:lvl w:ilvl="0" w:tplc="0409000F">
+      <w:start w:val="1"/>
+      <w:numFmt w:val="decimal"/>
+      <w:lvlText w:val="%1."/>
+      <w:lvlJc w:val="left"/>
+      <w:pPr>
+        <w:ind w:left="720" w:hanging="360"/>
+      </w:pPr>
+      <w:rPr>
+        <w:rFonts w:hint="default"/>
+      </w:rPr>
+    </w:lvl>
+    <w:lvl w:ilvl="1" w:tplc="04090019" w:tentative="1">
+      <w:start w:val="1"/>
+      <w:numFmt w:val="lowerLetter"/>
+      <w:lvlText w:val="%2."/>
+      <w:lvlJc w:val="left"/>
+      <w:pPr>
+        <w:ind w:left="1440" w:hanging="360"/>
+      </w:pPr>
+    </w:lvl>
+    <w:lvl w:ilvl="2" w:tplc="0409001B" w:tentative="1">
+      <w:start w:val="1"/>
+      <w:numFmt w:val="lowerRoman"/>
+      <w:lvlText w:val="%3."/>
+      <w:lvlJc w:val="right"/>
+      <w:pPr>
+        <w:ind w:left="2160" w:hanging="180"/>
+      </w:pPr>
+    </w:lvl>
+    <w:lvl w:ilvl="3" w:tplc="0409000F" w:tentative="1">
+      <w:start w:val="1"/>
+      <w:numFmt w:val="decimal"/>
+      <w:lvlText w:val="%4."/>
+      <w:lvlJc w:val="left"/>
+      <w:pPr>
+        <w:ind w:left="2880" w:hanging="360"/>
+      </w:pPr>
+    </w:lvl>
+    <w:lvl w:ilvl="4" w:tplc="04090019" w:tentative="1">
+      <w:start w:val="1"/>
+      <w:numFmt w:val="lowerLetter"/>
+      <w:lvlText w:val="%5."/>
+      <w:lvlJc w:val="left"/>
+      <w:pPr>
+        <w:ind w:left="3600" w:hanging="360"/>
+      </w:pPr>
+    </w:lvl>
+    <w:lvl w:ilvl="5" w:tplc="0409001B" w:tentative="1">
+      <w:start w:val="1"/>
+      <w:numFmt w:val="lowerRoman"/>
+      <w:lvlText w:val="%6."/>
+      <w:lvlJc w:val="right"/>
+      <w:pPr>
+        <w:ind w:left="4320" w:hanging="180"/>
+      </w:pPr>
+    </w:lvl>
+    <w:lvl w:ilvl="6" w:tplc="0409000F" w:tentative="1">
+      <w:start w:val="1"/>
+      <w:numFmt w:val="decimal"/>
+      <w:lvlText w:val="%7."/>
+      <w:lvlJc w:val="left"/>
+      <w:pPr>
+        <w:ind w:left="5040" w:hanging="360"/>
+      </w:pPr>
+    </w:lvl>
+    <w:lvl w:ilvl="7" w:tplc="04090019" w:tentative="1">
+      <w:start w:val="1"/>
+      <w:numFmt w:val="lowerLetter"/>
+      <w:lvlText w:val="%8."/>
+      <w:lvlJc w:val="left"/>
+      <w:pPr>
+        <w:ind w:left="5760" w:hanging="360"/>
+      </w:pPr>
+    </w:lvl>
+    <w:lvl w:ilvl="8" w:tplc="0409001B" w:tentative="1">
+      <w:start w:val="1"/>
+      <w:numFmt w:val="lowerRoman"/>
+      <w:lvlText w:val="%9."/>
+      <w:lvlJc w:val="right"/>
+      <w:pPr>
+        <w:ind w:left="6480" w:hanging="180"/>
+      </w:pPr>
+    </w:lvl>
+  </w:abstractNum>
+  <w:abstractNum w:abstractNumId="11" w15:restartNumberingAfterBreak="0">
     <w:nsid w:val="54323DB6"/>
     <w:multiLevelType w:val="hybridMultilevel"/>
     <w:tmpl w:val="62BC42EA"/>
@@ -5626,7 +6434,7 @@
       </w:pPr>
     </w:lvl>
   </w:abstractNum>
-  <w:abstractNum w:abstractNumId="9" w15:restartNumberingAfterBreak="0">
+  <w:abstractNum w:abstractNumId="12" w15:restartNumberingAfterBreak="0">
     <w:nsid w:val="54492A15"/>
     <w:multiLevelType w:val="multilevel"/>
     <w:tmpl w:val="5DF878EC"/>
@@ -5775,7 +6583,7 @@
       </w:rPr>
     </w:lvl>
   </w:abstractNum>
-  <w:abstractNum w:abstractNumId="10" w15:restartNumberingAfterBreak="0">
+  <w:abstractNum w:abstractNumId="13" w15:restartNumberingAfterBreak="0">
     <w:nsid w:val="603050E2"/>
     <w:multiLevelType w:val="hybridMultilevel"/>
     <w:tmpl w:val="50F06BBC"/>
@@ -5888,7 +6696,7 @@
       </w:rPr>
     </w:lvl>
   </w:abstractNum>
-  <w:abstractNum w:abstractNumId="11" w15:restartNumberingAfterBreak="0">
+  <w:abstractNum w:abstractNumId="14" w15:restartNumberingAfterBreak="0">
     <w:nsid w:val="67F158CA"/>
     <w:multiLevelType w:val="hybridMultilevel"/>
     <w:tmpl w:val="32323880"/>
@@ -6110,19 +6918,19 @@
     </w:lvl>
   </w:abstractNum>
   <w:num w:numId="1" w16cid:durableId="982581729">
-    <w:abstractNumId w:val="9"/>
+    <w:abstractNumId w:val="12"/>
   </w:num>
   <w:num w:numId="2" w16cid:durableId="2098405633">
     <w:abstractNumId w:val="0"/>
   </w:num>
   <w:num w:numId="3" w16cid:durableId="2125729843">
-    <w:abstractNumId w:val="5"/>
+    <w:abstractNumId w:val="6"/>
   </w:num>
   <w:num w:numId="4" w16cid:durableId="375858323">
-    <w:abstractNumId w:val="10"/>
+    <w:abstractNumId w:val="13"/>
   </w:num>
   <w:num w:numId="5" w16cid:durableId="1600525695">
-    <w:abstractNumId w:val="8"/>
+    <w:abstractNumId w:val="11"/>
   </w:num>
   <w:num w:numId="6" w16cid:durableId="1534921760">
     <w:abstractNumId w:val="1"/>
@@ -6134,16 +6942,25 @@
     <w:abstractNumId w:val="4"/>
   </w:num>
   <w:num w:numId="9" w16cid:durableId="1790123479">
-    <w:abstractNumId w:val="11"/>
+    <w:abstractNumId w:val="14"/>
   </w:num>
   <w:num w:numId="10" w16cid:durableId="267665413">
     <w:abstractNumId w:val="2"/>
   </w:num>
   <w:num w:numId="11" w16cid:durableId="1584099567">
+    <w:abstractNumId w:val="9"/>
+  </w:num>
+  <w:num w:numId="12" w16cid:durableId="1498617329">
+    <w:abstractNumId w:val="8"/>
+  </w:num>
+  <w:num w:numId="13" w16cid:durableId="1566600875">
     <w:abstractNumId w:val="7"/>
   </w:num>
-  <w:num w:numId="12" w16cid:durableId="1498617329">
-    <w:abstractNumId w:val="6"/>
+  <w:num w:numId="14" w16cid:durableId="1315990497">
+    <w:abstractNumId w:val="10"/>
+  </w:num>
+  <w:num w:numId="15" w16cid:durableId="726339818">
+    <w:abstractNumId w:val="5"/>
   </w:num>
 </w:numbering>
 </file>
@@ -6598,7 +7415,6 @@
     <w:next w:val="Normal"/>
     <w:link w:val="Heading3Char"/>
     <w:uiPriority w:val="9"/>
-    <w:semiHidden/>
     <w:unhideWhenUsed/>
     <w:qFormat/>
     <w:rsid w:val="00155037"/>
@@ -6805,7 +7621,6 @@
     <w:basedOn w:val="DefaultParagraphFont"/>
     <w:link w:val="Heading3"/>
     <w:uiPriority w:val="9"/>
-    <w:semiHidden/>
     <w:rsid w:val="00155037"/>
     <w:rPr>
       <w:rFonts w:eastAsiaTheme="majorEastAsia" w:cstheme="majorBidi"/>
@@ -7179,6 +7994,15 @@
       <w:u w:val="single"/>
     </w:rPr>
   </w:style>
+  <w:style w:type="paragraph" w:styleId="NoSpacing">
+    <w:name w:val="No Spacing"/>
+    <w:uiPriority w:val="1"/>
+    <w:qFormat/>
+    <w:rsid w:val="00453706"/>
+    <w:pPr>
+      <w:spacing w:after="0" w:line="240" w:lineRule="auto"/>
+    </w:pPr>
+  </w:style>
 </w:styles>
 </file>
 
